--- a/public/2026/seq03/FICHE_S3-A01_DeuxReseaux_4eme.docx
+++ b/public/2026/seq03/FICHE_S3-A01_DeuxReseaux_4eme.docx
@@ -279,7 +279,7 @@
     </w:tbl>
     <w:p>
       <w:pPr>
-        <w:spacing w:after="60"/>
+        <w:spacing w:after="96"/>
       </w:pPr>
     </w:p>
     <w:tbl>
@@ -329,8 +329,8 @@
                 <w:bCs/>
                 <w:i w:val="false"/>
                 <w:iCs w:val="false"/>
-                <w:sz w:val="16"/>
-                <w:szCs w:val="16"/>
+                <w:sz w:val="24"/>
+                <w:szCs w:val="24"/>
               </w:rPr>
               <w:t xml:space="preserve">Nom : </w:t>
             </w:r>
@@ -341,10 +341,10 @@
                 <w:bCs w:val="false"/>
                 <w:i w:val="false"/>
                 <w:iCs w:val="false"/>
-                <w:sz w:val="16"/>
-                <w:szCs w:val="16"/>
-              </w:rPr>
-              <w:t xml:space="preserve">....................................</w:t>
+                <w:sz w:val="24"/>
+                <w:szCs w:val="24"/>
+              </w:rPr>
+              <w:t xml:space="preserve">...................</w:t>
             </w:r>
           </w:p>
         </w:tc>
@@ -376,8 +376,8 @@
                 <w:bCs/>
                 <w:i w:val="false"/>
                 <w:iCs w:val="false"/>
-                <w:sz w:val="16"/>
-                <w:szCs w:val="16"/>
+                <w:sz w:val="24"/>
+                <w:szCs w:val="24"/>
               </w:rPr>
               <w:t xml:space="preserve">Prénom : </w:t>
             </w:r>
@@ -388,10 +388,10 @@
                 <w:bCs w:val="false"/>
                 <w:i w:val="false"/>
                 <w:iCs w:val="false"/>
-                <w:sz w:val="16"/>
-                <w:szCs w:val="16"/>
-              </w:rPr>
-              <w:t xml:space="preserve">...............................</w:t>
+                <w:sz w:val="24"/>
+                <w:szCs w:val="24"/>
+              </w:rPr>
+              <w:t xml:space="preserve">................</w:t>
             </w:r>
           </w:p>
         </w:tc>
@@ -423,8 +423,8 @@
                 <w:bCs/>
                 <w:i w:val="false"/>
                 <w:iCs w:val="false"/>
-                <w:sz w:val="16"/>
-                <w:szCs w:val="16"/>
+                <w:sz w:val="24"/>
+                <w:szCs w:val="24"/>
               </w:rPr>
               <w:t xml:space="preserve">Classe : </w:t>
             </w:r>
@@ -435,10 +435,10 @@
                 <w:bCs w:val="false"/>
                 <w:i w:val="false"/>
                 <w:iCs w:val="false"/>
-                <w:sz w:val="16"/>
-                <w:szCs w:val="16"/>
-              </w:rPr>
-              <w:t xml:space="preserve">..........</w:t>
+                <w:sz w:val="24"/>
+                <w:szCs w:val="24"/>
+              </w:rPr>
+              <w:t xml:space="preserve">......</w:t>
             </w:r>
           </w:p>
         </w:tc>
@@ -470,8 +470,8 @@
                 <w:bCs/>
                 <w:i w:val="false"/>
                 <w:iCs w:val="false"/>
-                <w:sz w:val="16"/>
-                <w:szCs w:val="16"/>
+                <w:sz w:val="24"/>
+                <w:szCs w:val="24"/>
               </w:rPr>
               <w:t xml:space="preserve">Maison : </w:t>
             </w:r>
@@ -482,10 +482,10 @@
                 <w:bCs w:val="false"/>
                 <w:i w:val="false"/>
                 <w:iCs w:val="false"/>
-                <w:sz w:val="16"/>
-                <w:szCs w:val="16"/>
-              </w:rPr>
-              <w:t xml:space="preserve">................</w:t>
+                <w:sz w:val="24"/>
+                <w:szCs w:val="24"/>
+              </w:rPr>
+              <w:t xml:space="preserve">......</w:t>
             </w:r>
           </w:p>
         </w:tc>
@@ -493,7 +493,7 @@
     </w:tbl>
     <w:p>
       <w:pPr>
-        <w:spacing w:after="80"/>
+        <w:spacing w:after="128"/>
       </w:pPr>
     </w:p>
     <w:tbl>
@@ -542,8 +542,8 @@
                 <w:bCs/>
                 <w:i w:val="false"/>
                 <w:iCs w:val="false"/>
-                <w:sz w:val="24"/>
-                <w:szCs w:val="24"/>
+                <w:sz w:val="32"/>
+                <w:szCs w:val="32"/>
               </w:rPr>
               <w:t xml:space="preserve">DEUX RÉSEAUX AU COLLÈGE : IP, SWITCH, ROUTEUR</w:t>
             </w:r>
@@ -553,7 +553,7 @@
     </w:tbl>
     <w:p>
       <w:pPr>
-        <w:spacing w:after="80"/>
+        <w:spacing w:after="128"/>
       </w:pPr>
     </w:p>
     <w:tbl>
@@ -591,17 +591,17 @@
           </w:tcPr>
           <w:p>
             <w:pPr>
-              <w:spacing w:after="30"/>
-            </w:pPr>
-            <w:r>
-              <w:rPr>
-                <w:rFonts w:ascii="Arial" w:cs="Arial" w:eastAsia="Arial" w:hAnsi="Arial"/>
-                <w:b w:val="false"/>
-                <w:bCs w:val="false"/>
-                <w:i w:val="false"/>
-                <w:iCs w:val="false"/>
-                <w:sz w:val="18"/>
-                <w:szCs w:val="18"/>
+              <w:spacing w:after="48"/>
+            </w:pPr>
+            <w:r>
+              <w:rPr>
+                <w:rFonts w:ascii="Arial" w:cs="Arial" w:eastAsia="Arial" w:hAnsi="Arial"/>
+                <w:b w:val="false"/>
+                <w:bCs w:val="false"/>
+                <w:i w:val="false"/>
+                <w:iCs w:val="false"/>
+                <w:sz w:val="26"/>
+                <w:szCs w:val="26"/>
               </w:rPr>
               <w:t xml:space="preserve">Depuis la salle des professeurs (réseau administratif), impossible d'ouvrir les dossiers de la salle 207 (réseau pédagogique). Pourtant, tout est « au collège » ! Le schéma projeté montre les deux réseaux… et une bizarrerie : des ordinateurs ont la MÊME adresse IP.</w:t>
             </w:r>
@@ -617,8 +617,8 @@
                 <w:bCs/>
                 <w:i/>
                 <w:iCs/>
-                <w:sz w:val="18"/>
-                <w:szCs w:val="18"/>
+                <w:sz w:val="26"/>
+                <w:szCs w:val="26"/>
               </w:rPr>
               <w:t xml:space="preserve">PROBLÉMATIQUE : Comment les ordinateurs sont-ils organisés en réseaux, et comment deux réseaux différents communiquent-ils ?</w:t>
             </w:r>
@@ -628,7 +628,7 @@
     </w:tbl>
     <w:p>
       <w:pPr>
-        <w:spacing w:after="80"/>
+        <w:spacing w:after="128"/>
       </w:pPr>
     </w:p>
     <w:tbl>
@@ -676,8 +676,8 @@
                 <w:bCs/>
                 <w:i w:val="false"/>
                 <w:iCs w:val="false"/>
-                <w:sz w:val="20"/>
-                <w:szCs w:val="20"/>
+                <w:sz w:val="28"/>
+                <w:szCs w:val="28"/>
               </w:rPr>
               <w:t xml:space="preserve">PARTIE 1 — Anatomie du réseau  (schéma projeté au tableau)</w:t>
             </w:r>
@@ -687,12 +687,12 @@
     </w:tbl>
     <w:p>
       <w:pPr>
-        <w:spacing w:after="40"/>
+        <w:spacing w:after="64"/>
       </w:pPr>
     </w:p>
     <w:p>
       <w:pPr>
-        <w:spacing w:after="60"/>
+        <w:spacing w:after="96"/>
       </w:pPr>
       <w:r>
         <w:rPr>
@@ -701,8 +701,8 @@
           <w:bCs/>
           <w:i w:val="false"/>
           <w:iCs w:val="false"/>
-          <w:sz w:val="18"/>
-          <w:szCs w:val="18"/>
+          <w:sz w:val="26"/>
+          <w:szCs w:val="26"/>
         </w:rPr>
         <w:t xml:space="preserve">➤ </w:t>
       </w:r>
@@ -713,15 +713,15 @@
           <w:bCs w:val="false"/>
           <w:i w:val="false"/>
           <w:iCs w:val="false"/>
-          <w:sz w:val="18"/>
-          <w:szCs w:val="18"/>
+          <w:sz w:val="26"/>
+          <w:szCs w:val="26"/>
         </w:rPr>
         <w:t xml:space="preserve">Reporte chaque numéro du schéma devant le bon élément et indique son rôle. Liste mélangée avec UN intrus.</w:t>
       </w:r>
     </w:p>
     <w:p>
       <w:pPr>
-        <w:spacing w:after="60"/>
+        <w:spacing w:after="96"/>
       </w:pPr>
       <w:r>
         <w:rPr>
@@ -730,8 +730,8 @@
           <w:bCs w:val="false"/>
           <w:i/>
           <w:iCs/>
-          <w:sz w:val="16"/>
-          <w:szCs w:val="16"/>
+          <w:sz w:val="24"/>
+          <w:szCs w:val="24"/>
         </w:rPr>
         <w:t xml:space="preserve">Liste mélangée : routeur — processeur — serveur — commutateur (switch) — terminal (poste) — câble réseau</w:t>
       </w:r>
@@ -782,8 +782,8 @@
                 <w:bCs/>
                 <w:i w:val="false"/>
                 <w:iCs w:val="false"/>
-                <w:sz w:val="16"/>
-                <w:szCs w:val="16"/>
+                <w:sz w:val="24"/>
+                <w:szCs w:val="24"/>
               </w:rPr>
               <w:t xml:space="preserve">Élément</w:t>
             </w:r>
@@ -818,8 +818,8 @@
                 <w:bCs/>
                 <w:i w:val="false"/>
                 <w:iCs w:val="false"/>
-                <w:sz w:val="16"/>
-                <w:szCs w:val="16"/>
+                <w:sz w:val="24"/>
+                <w:szCs w:val="24"/>
               </w:rPr>
               <w:t xml:space="preserve">Rôle dans le réseau</w:t>
             </w:r>
@@ -855,10 +855,10 @@
                 <w:bCs w:val="false"/>
                 <w:i w:val="false"/>
                 <w:iCs w:val="false"/>
-                <w:sz w:val="16"/>
-                <w:szCs w:val="16"/>
-              </w:rPr>
-              <w:t xml:space="preserve">①  ............................................</w:t>
+                <w:sz w:val="24"/>
+                <w:szCs w:val="24"/>
+              </w:rPr>
+              <w:t xml:space="preserve">①  ...........................</w:t>
             </w:r>
           </w:p>
         </w:tc>
@@ -890,10 +890,10 @@
                 <w:bCs w:val="false"/>
                 <w:i w:val="false"/>
                 <w:iCs w:val="false"/>
-                <w:sz w:val="16"/>
-                <w:szCs w:val="16"/>
-              </w:rPr>
-              <w:t xml:space="preserve">Rôle : ...............................................................................</w:t>
+                <w:sz w:val="24"/>
+                <w:szCs w:val="24"/>
+              </w:rPr>
+              <w:t xml:space="preserve">Rôle : ...................................................</w:t>
             </w:r>
           </w:p>
         </w:tc>
@@ -927,10 +927,10 @@
                 <w:bCs w:val="false"/>
                 <w:i w:val="false"/>
                 <w:iCs w:val="false"/>
-                <w:sz w:val="16"/>
-                <w:szCs w:val="16"/>
-              </w:rPr>
-              <w:t xml:space="preserve">②  ............................................</w:t>
+                <w:sz w:val="24"/>
+                <w:szCs w:val="24"/>
+              </w:rPr>
+              <w:t xml:space="preserve">②  ...........................</w:t>
             </w:r>
           </w:p>
         </w:tc>
@@ -962,10 +962,10 @@
                 <w:bCs w:val="false"/>
                 <w:i w:val="false"/>
                 <w:iCs w:val="false"/>
-                <w:sz w:val="16"/>
-                <w:szCs w:val="16"/>
-              </w:rPr>
-              <w:t xml:space="preserve">Rôle : ...............................................................................</w:t>
+                <w:sz w:val="24"/>
+                <w:szCs w:val="24"/>
+              </w:rPr>
+              <w:t xml:space="preserve">Rôle : ...................................................</w:t>
             </w:r>
           </w:p>
         </w:tc>
@@ -999,10 +999,10 @@
                 <w:bCs w:val="false"/>
                 <w:i w:val="false"/>
                 <w:iCs w:val="false"/>
-                <w:sz w:val="16"/>
-                <w:szCs w:val="16"/>
-              </w:rPr>
-              <w:t xml:space="preserve">③  ............................................</w:t>
+                <w:sz w:val="24"/>
+                <w:szCs w:val="24"/>
+              </w:rPr>
+              <w:t xml:space="preserve">③  ...........................</w:t>
             </w:r>
           </w:p>
         </w:tc>
@@ -1034,10 +1034,10 @@
                 <w:bCs w:val="false"/>
                 <w:i w:val="false"/>
                 <w:iCs w:val="false"/>
-                <w:sz w:val="16"/>
-                <w:szCs w:val="16"/>
-              </w:rPr>
-              <w:t xml:space="preserve">Rôle : ...............................................................................</w:t>
+                <w:sz w:val="24"/>
+                <w:szCs w:val="24"/>
+              </w:rPr>
+              <w:t xml:space="preserve">Rôle : ...................................................</w:t>
             </w:r>
           </w:p>
         </w:tc>
@@ -1071,10 +1071,10 @@
                 <w:bCs w:val="false"/>
                 <w:i w:val="false"/>
                 <w:iCs w:val="false"/>
-                <w:sz w:val="16"/>
-                <w:szCs w:val="16"/>
-              </w:rPr>
-              <w:t xml:space="preserve">④  ............................................</w:t>
+                <w:sz w:val="24"/>
+                <w:szCs w:val="24"/>
+              </w:rPr>
+              <w:t xml:space="preserve">④  ...........................</w:t>
             </w:r>
           </w:p>
         </w:tc>
@@ -1106,10 +1106,10 @@
                 <w:bCs w:val="false"/>
                 <w:i w:val="false"/>
                 <w:iCs w:val="false"/>
-                <w:sz w:val="16"/>
-                <w:szCs w:val="16"/>
-              </w:rPr>
-              <w:t xml:space="preserve">Rôle : ...............................................................................</w:t>
+                <w:sz w:val="24"/>
+                <w:szCs w:val="24"/>
+              </w:rPr>
+              <w:t xml:space="preserve">Rôle : ...................................................</w:t>
             </w:r>
           </w:p>
         </w:tc>
@@ -1143,10 +1143,10 @@
                 <w:bCs w:val="false"/>
                 <w:i w:val="false"/>
                 <w:iCs w:val="false"/>
-                <w:sz w:val="16"/>
-                <w:szCs w:val="16"/>
-              </w:rPr>
-              <w:t xml:space="preserve">⑤  ............................................</w:t>
+                <w:sz w:val="24"/>
+                <w:szCs w:val="24"/>
+              </w:rPr>
+              <w:t xml:space="preserve">⑤  ...........................</w:t>
             </w:r>
           </w:p>
         </w:tc>
@@ -1178,10 +1178,10 @@
                 <w:bCs w:val="false"/>
                 <w:i w:val="false"/>
                 <w:iCs w:val="false"/>
-                <w:sz w:val="16"/>
-                <w:szCs w:val="16"/>
-              </w:rPr>
-              <w:t xml:space="preserve">Rôle : ...............................................................................</w:t>
+                <w:sz w:val="24"/>
+                <w:szCs w:val="24"/>
+              </w:rPr>
+              <w:t xml:space="preserve">Rôle : ...................................................</w:t>
             </w:r>
           </w:p>
         </w:tc>
@@ -1189,7 +1189,7 @@
     </w:tbl>
     <w:p>
       <w:pPr>
-        <w:spacing w:after="40" w:before="50"/>
+        <w:spacing w:after="64" w:before="50"/>
       </w:pPr>
       <w:r>
         <w:rPr>
@@ -1198,10 +1198,10 @@
           <w:bCs w:val="false"/>
           <w:i w:val="false"/>
           <w:iCs w:val="false"/>
-          <w:sz w:val="16"/>
-          <w:szCs w:val="16"/>
+          <w:sz w:val="24"/>
+          <w:szCs w:val="24"/>
         </w:rPr>
-        <w:t xml:space="preserve">L'intrus : ......................................</w:t>
+        <w:t xml:space="preserve">L'intrus : ....................</w:t>
       </w:r>
     </w:p>
     <w:tbl>
@@ -1239,7 +1239,7 @@
           </w:tcPr>
           <w:p>
             <w:pPr>
-              <w:spacing w:after="40"/>
+              <w:spacing w:after="64"/>
             </w:pPr>
             <w:r>
               <w:rPr>
@@ -1248,61 +1248,61 @@
                 <w:bCs/>
                 <w:i w:val="false"/>
                 <w:iCs w:val="false"/>
-                <w:sz w:val="18"/>
-                <w:szCs w:val="18"/>
+                <w:sz w:val="26"/>
+                <w:szCs w:val="26"/>
               </w:rPr>
               <w:t xml:space="preserve">DÉFINITION — COMMUTATEUR (SWITCH) / ROUTEUR — quelle différence ?</w:t>
             </w:r>
           </w:p>
           <w:p>
             <w:pPr>
-              <w:spacing w:after="50"/>
-            </w:pPr>
-            <w:r>
-              <w:rPr>
-                <w:rFonts w:ascii="Arial" w:cs="Arial" w:eastAsia="Arial" w:hAnsi="Arial"/>
-                <w:b w:val="false"/>
-                <w:bCs w:val="false"/>
-                <w:i w:val="false"/>
-                <w:iCs w:val="false"/>
-                <w:sz w:val="16"/>
-                <w:szCs w:val="16"/>
-              </w:rPr>
-              <w:t xml:space="preserve">................................................................................................................</w:t>
-            </w:r>
-          </w:p>
-          <w:p>
-            <w:pPr>
-              <w:spacing w:after="50"/>
-            </w:pPr>
-            <w:r>
-              <w:rPr>
-                <w:rFonts w:ascii="Arial" w:cs="Arial" w:eastAsia="Arial" w:hAnsi="Arial"/>
-                <w:b w:val="false"/>
-                <w:bCs w:val="false"/>
-                <w:i w:val="false"/>
-                <w:iCs w:val="false"/>
-                <w:sz w:val="16"/>
-                <w:szCs w:val="16"/>
-              </w:rPr>
-              <w:t xml:space="preserve">................................................................................................................</w:t>
-            </w:r>
-          </w:p>
-          <w:p>
-            <w:pPr>
-              <w:spacing w:after="50"/>
-            </w:pPr>
-            <w:r>
-              <w:rPr>
-                <w:rFonts w:ascii="Arial" w:cs="Arial" w:eastAsia="Arial" w:hAnsi="Arial"/>
-                <w:b w:val="false"/>
-                <w:bCs w:val="false"/>
-                <w:i w:val="false"/>
-                <w:iCs w:val="false"/>
-                <w:sz w:val="16"/>
-                <w:szCs w:val="16"/>
-              </w:rPr>
-              <w:t xml:space="preserve">................................................................................................................</w:t>
+              <w:spacing w:after="80"/>
+            </w:pPr>
+            <w:r>
+              <w:rPr>
+                <w:rFonts w:ascii="Arial" w:cs="Arial" w:eastAsia="Arial" w:hAnsi="Arial"/>
+                <w:b w:val="false"/>
+                <w:bCs w:val="false"/>
+                <w:i w:val="false"/>
+                <w:iCs w:val="false"/>
+                <w:sz w:val="24"/>
+                <w:szCs w:val="24"/>
+              </w:rPr>
+              <w:t xml:space="preserve">.........................................................................</w:t>
+            </w:r>
+          </w:p>
+          <w:p>
+            <w:pPr>
+              <w:spacing w:after="80"/>
+            </w:pPr>
+            <w:r>
+              <w:rPr>
+                <w:rFonts w:ascii="Arial" w:cs="Arial" w:eastAsia="Arial" w:hAnsi="Arial"/>
+                <w:b w:val="false"/>
+                <w:bCs w:val="false"/>
+                <w:i w:val="false"/>
+                <w:iCs w:val="false"/>
+                <w:sz w:val="24"/>
+                <w:szCs w:val="24"/>
+              </w:rPr>
+              <w:t xml:space="preserve">.........................................................................</w:t>
+            </w:r>
+          </w:p>
+          <w:p>
+            <w:pPr>
+              <w:spacing w:after="80"/>
+            </w:pPr>
+            <w:r>
+              <w:rPr>
+                <w:rFonts w:ascii="Arial" w:cs="Arial" w:eastAsia="Arial" w:hAnsi="Arial"/>
+                <w:b w:val="false"/>
+                <w:bCs w:val="false"/>
+                <w:i w:val="false"/>
+                <w:iCs w:val="false"/>
+                <w:sz w:val="24"/>
+                <w:szCs w:val="24"/>
+              </w:rPr>
+              <w:t xml:space="preserve">.........................................................................</w:t>
             </w:r>
           </w:p>
         </w:tc>
@@ -1310,7 +1310,7 @@
     </w:tbl>
     <w:p>
       <w:pPr>
-        <w:spacing w:after="50"/>
+        <w:spacing w:after="80"/>
       </w:pPr>
     </w:p>
     <w:tbl>
@@ -1358,8 +1358,8 @@
                 <w:bCs/>
                 <w:i w:val="false"/>
                 <w:iCs w:val="false"/>
-                <w:sz w:val="20"/>
-                <w:szCs w:val="20"/>
+                <w:sz w:val="28"/>
+                <w:szCs w:val="28"/>
               </w:rPr>
               <w:t xml:space="preserve">PARTIE 2 — Enquête sur le schéma : réponds et justifie</w:t>
             </w:r>
@@ -1369,12 +1369,12 @@
     </w:tbl>
     <w:p>
       <w:pPr>
-        <w:spacing w:after="40"/>
+        <w:spacing w:after="64"/>
       </w:pPr>
     </w:p>
     <w:p>
       <w:pPr>
-        <w:spacing w:after="30"/>
+        <w:spacing w:after="48"/>
       </w:pPr>
       <w:r>
         <w:rPr>
@@ -1383,15 +1383,15 @@
           <w:bCs w:val="false"/>
           <w:i w:val="false"/>
           <w:iCs w:val="false"/>
-          <w:sz w:val="16"/>
-          <w:szCs w:val="16"/>
+          <w:sz w:val="24"/>
+          <w:szCs w:val="24"/>
         </w:rPr>
         <w:t xml:space="preserve">2a. Les ordinateurs 1 à 6 font-ils tous partie du même réseau local ? Justifie avec les adresses IP.</w:t>
       </w:r>
     </w:p>
     <w:p>
       <w:pPr>
-        <w:spacing w:after="60"/>
+        <w:spacing w:after="96"/>
       </w:pPr>
       <w:r>
         <w:rPr>
@@ -1400,15 +1400,15 @@
           <w:bCs w:val="false"/>
           <w:i w:val="false"/>
           <w:iCs w:val="false"/>
-          <w:sz w:val="16"/>
-          <w:szCs w:val="16"/>
+          <w:sz w:val="24"/>
+          <w:szCs w:val="24"/>
         </w:rPr>
-        <w:t xml:space="preserve">......................................................................................................................</w:t>
+        <w:t xml:space="preserve">.............................................................................</w:t>
       </w:r>
     </w:p>
     <w:p>
       <w:pPr>
-        <w:spacing w:after="50"/>
+        <w:spacing w:after="80"/>
       </w:pPr>
       <w:r>
         <w:rPr>
@@ -1417,15 +1417,15 @@
           <w:bCs w:val="false"/>
           <w:i w:val="false"/>
           <w:iCs w:val="false"/>
-          <w:sz w:val="16"/>
-          <w:szCs w:val="16"/>
+          <w:sz w:val="24"/>
+          <w:szCs w:val="24"/>
         </w:rPr>
-        <w:t xml:space="preserve">2b. L'ordinateur 2 veut parler à l'ordinateur 3 (même réseau). Quelle adresse IP utilise-t-il ? ........................................</w:t>
+        <w:t xml:space="preserve">2b. L'ordinateur 2 veut parler à l'ordinateur 3 (même réseau). Quelle adresse IP utilise-t-il ? .........................</w:t>
       </w:r>
     </w:p>
     <w:p>
       <w:pPr>
-        <w:spacing w:after="30"/>
+        <w:spacing w:after="48"/>
       </w:pPr>
       <w:r>
         <w:rPr>
@@ -1434,15 +1434,15 @@
           <w:bCs w:val="false"/>
           <w:i w:val="false"/>
           <w:iCs w:val="false"/>
-          <w:sz w:val="16"/>
-          <w:szCs w:val="16"/>
+          <w:sz w:val="24"/>
+          <w:szCs w:val="24"/>
         </w:rPr>
         <w:t xml:space="preserve">2c. L'ordinateur 2 (réseau admin) appelle 192.168.1.3 pour joindre l'ordinateur 6 (réseau pédago). Que se passe-t-il, et pourquoi ?</w:t>
       </w:r>
     </w:p>
     <w:p>
       <w:pPr>
-        <w:spacing w:after="60"/>
+        <w:spacing w:after="96"/>
       </w:pPr>
       <w:r>
         <w:rPr>
@@ -1451,15 +1451,15 @@
           <w:bCs w:val="false"/>
           <w:i w:val="false"/>
           <w:iCs w:val="false"/>
-          <w:sz w:val="16"/>
-          <w:szCs w:val="16"/>
+          <w:sz w:val="24"/>
+          <w:szCs w:val="24"/>
         </w:rPr>
-        <w:t xml:space="preserve">......................................................................................................................</w:t>
+        <w:t xml:space="preserve">.............................................................................</w:t>
       </w:r>
     </w:p>
     <w:p>
       <w:pPr>
-        <w:spacing w:after="60"/>
+        <w:spacing w:after="96"/>
       </w:pPr>
       <w:r>
         <w:rPr>
@@ -1468,15 +1468,15 @@
           <w:bCs w:val="false"/>
           <w:i w:val="false"/>
           <w:iCs w:val="false"/>
-          <w:sz w:val="16"/>
-          <w:szCs w:val="16"/>
+          <w:sz w:val="24"/>
+          <w:szCs w:val="24"/>
         </w:rPr>
-        <w:t xml:space="preserve">......................................................................................................................</w:t>
+        <w:t xml:space="preserve">.............................................................................</w:t>
       </w:r>
     </w:p>
     <w:p>
       <w:pPr>
-        <w:spacing w:after="40"/>
+        <w:spacing w:after="64"/>
       </w:pPr>
       <w:r>
         <w:rPr>
@@ -1485,10 +1485,10 @@
           <w:bCs w:val="false"/>
           <w:i w:val="false"/>
           <w:iCs w:val="false"/>
-          <w:sz w:val="16"/>
-          <w:szCs w:val="16"/>
+          <w:sz w:val="24"/>
+          <w:szCs w:val="24"/>
         </w:rPr>
-        <w:t xml:space="preserve">2d. Par quel équipement le message doit-il passer pour changer de réseau ? ........................................</w:t>
+        <w:t xml:space="preserve">2d. Par quel équipement le message doit-il passer pour changer de réseau ? .........................</w:t>
       </w:r>
     </w:p>
     <w:tbl>
@@ -1536,8 +1536,8 @@
                 <w:bCs/>
                 <w:i w:val="false"/>
                 <w:iCs w:val="false"/>
-                <w:sz w:val="20"/>
-                <w:szCs w:val="20"/>
+                <w:sz w:val="28"/>
+                <w:szCs w:val="28"/>
               </w:rPr>
               <w:t xml:space="preserve">PARTIE 3 — La structure d'une adresse IP</w:t>
             </w:r>
@@ -1547,12 +1547,12 @@
     </w:tbl>
     <w:p>
       <w:pPr>
-        <w:spacing w:after="40"/>
+        <w:spacing w:after="64"/>
       </w:pPr>
     </w:p>
     <w:p>
       <w:pPr>
-        <w:spacing w:after="60"/>
+        <w:spacing w:after="96"/>
       </w:pPr>
       <w:r>
         <w:rPr>
@@ -1561,8 +1561,8 @@
           <w:bCs/>
           <w:i w:val="false"/>
           <w:iCs w:val="false"/>
-          <w:sz w:val="18"/>
-          <w:szCs w:val="18"/>
+          <w:sz w:val="26"/>
+          <w:szCs w:val="26"/>
         </w:rPr>
         <w:t xml:space="preserve">➤ </w:t>
       </w:r>
@@ -1573,8 +1573,8 @@
           <w:bCs w:val="false"/>
           <w:i w:val="false"/>
           <w:iCs w:val="false"/>
-          <w:sz w:val="18"/>
-          <w:szCs w:val="18"/>
+          <w:sz w:val="26"/>
+          <w:szCs w:val="26"/>
         </w:rPr>
         <w:t xml:space="preserve">Une adresse IP comme 192.168.1.3 se lit en deux parties : la partie RÉSEAU (192.168.1) et la partie MACHINE (.3). Complète.</w:t>
       </w:r>
@@ -1625,8 +1625,8 @@
                 <w:bCs/>
                 <w:i w:val="false"/>
                 <w:iCs w:val="false"/>
-                <w:sz w:val="16"/>
-                <w:szCs w:val="16"/>
+                <w:sz w:val="24"/>
+                <w:szCs w:val="24"/>
               </w:rPr>
               <w:t xml:space="preserve">Adresse</w:t>
             </w:r>
@@ -1661,8 +1661,8 @@
                 <w:bCs/>
                 <w:i w:val="false"/>
                 <w:iCs w:val="false"/>
-                <w:sz w:val="16"/>
-                <w:szCs w:val="16"/>
+                <w:sz w:val="24"/>
+                <w:szCs w:val="24"/>
               </w:rPr>
               <w:t xml:space="preserve">Décomposition</w:t>
             </w:r>
@@ -1698,8 +1698,8 @@
                 <w:bCs w:val="false"/>
                 <w:i w:val="false"/>
                 <w:iCs w:val="false"/>
-                <w:sz w:val="16"/>
-                <w:szCs w:val="16"/>
+                <w:sz w:val="24"/>
+                <w:szCs w:val="24"/>
               </w:rPr>
               <w:t xml:space="preserve">192.168.1.3</w:t>
             </w:r>
@@ -1733,10 +1733,10 @@
                 <w:bCs w:val="false"/>
                 <w:i w:val="false"/>
                 <w:iCs w:val="false"/>
-                <w:sz w:val="16"/>
-                <w:szCs w:val="16"/>
-              </w:rPr>
-              <w:t xml:space="preserve">Partie réseau : ........................  |  Partie machine : ......</w:t>
+                <w:sz w:val="24"/>
+                <w:szCs w:val="24"/>
+              </w:rPr>
+              <w:t xml:space="preserve">Partie réseau : ...........  |  Partie machine : ......</w:t>
             </w:r>
           </w:p>
         </w:tc>
@@ -1770,8 +1770,8 @@
                 <w:bCs w:val="false"/>
                 <w:i w:val="false"/>
                 <w:iCs w:val="false"/>
-                <w:sz w:val="16"/>
-                <w:szCs w:val="16"/>
+                <w:sz w:val="24"/>
+                <w:szCs w:val="24"/>
               </w:rPr>
               <w:t xml:space="preserve">192.168.0.15</w:t>
             </w:r>
@@ -1805,10 +1805,10 @@
                 <w:bCs w:val="false"/>
                 <w:i w:val="false"/>
                 <w:iCs w:val="false"/>
-                <w:sz w:val="16"/>
-                <w:szCs w:val="16"/>
-              </w:rPr>
-              <w:t xml:space="preserve">Partie réseau : ........................  |  Partie machine : ......</w:t>
+                <w:sz w:val="24"/>
+                <w:szCs w:val="24"/>
+              </w:rPr>
+              <w:t xml:space="preserve">Partie réseau : ...........  |  Partie machine : ......</w:t>
             </w:r>
           </w:p>
         </w:tc>
@@ -1842,8 +1842,8 @@
                 <w:bCs w:val="false"/>
                 <w:i w:val="false"/>
                 <w:iCs w:val="false"/>
-                <w:sz w:val="16"/>
-                <w:szCs w:val="16"/>
+                <w:sz w:val="24"/>
+                <w:szCs w:val="24"/>
               </w:rPr>
               <w:t xml:space="preserve">Deux machines du même réseau peuvent-elles avoir la même IP complète ?</w:t>
             </w:r>
@@ -1877,10 +1877,10 @@
                 <w:bCs w:val="false"/>
                 <w:i w:val="false"/>
                 <w:iCs w:val="false"/>
-                <w:sz w:val="16"/>
-                <w:szCs w:val="16"/>
-              </w:rPr>
-              <w:t xml:space="preserve">☐ oui  ☐ non — car ...........................................................</w:t>
+                <w:sz w:val="24"/>
+                <w:szCs w:val="24"/>
+              </w:rPr>
+              <w:t xml:space="preserve">☐ oui  ☐ non — car .....................................</w:t>
             </w:r>
           </w:p>
         </w:tc>
@@ -1888,7 +1888,7 @@
     </w:tbl>
     <w:p>
       <w:pPr>
-        <w:spacing w:after="50"/>
+        <w:spacing w:after="80"/>
       </w:pPr>
     </w:p>
     <w:tbl>
@@ -1927,7 +1927,7 @@
           </w:tcPr>
           <w:p>
             <w:pPr>
-              <w:spacing w:after="60"/>
+              <w:spacing w:after="96"/>
             </w:pPr>
             <w:r>
               <w:rPr>
@@ -1936,44 +1936,44 @@
                 <w:bCs/>
                 <w:i w:val="false"/>
                 <w:iCs w:val="false"/>
-                <w:sz w:val="20"/>
-                <w:szCs w:val="20"/>
+                <w:sz w:val="28"/>
+                <w:szCs w:val="28"/>
               </w:rPr>
               <w:t xml:space="preserve">BILAN — Ce que je retiens</w:t>
             </w:r>
           </w:p>
           <w:p>
             <w:pPr>
-              <w:spacing w:after="60"/>
-            </w:pPr>
-            <w:r>
-              <w:rPr>
-                <w:rFonts w:ascii="Arial" w:cs="Arial" w:eastAsia="Arial" w:hAnsi="Arial"/>
-                <w:b w:val="false"/>
-                <w:bCs w:val="false"/>
-                <w:i w:val="false"/>
-                <w:iCs w:val="false"/>
-                <w:sz w:val="18"/>
-                <w:szCs w:val="18"/>
-              </w:rPr>
-              <w:t xml:space="preserve">Dans un réseau local, le ...................................... relie les machines ; pour passer d'un réseau à un autre, il faut un ...................................... .</w:t>
-            </w:r>
-          </w:p>
-          <w:p>
-            <w:pPr>
-              <w:spacing w:after="60"/>
-            </w:pPr>
-            <w:r>
-              <w:rPr>
-                <w:rFonts w:ascii="Arial" w:cs="Arial" w:eastAsia="Arial" w:hAnsi="Arial"/>
-                <w:b w:val="false"/>
-                <w:bCs w:val="false"/>
-                <w:i w:val="false"/>
-                <w:iCs w:val="false"/>
-                <w:sz w:val="18"/>
-                <w:szCs w:val="18"/>
-              </w:rPr>
-              <w:t xml:space="preserve">Une adresse IP contient une partie ...................................... et une partie machine : elle doit être unique dans son réseau.</w:t>
+              <w:spacing w:after="96"/>
+            </w:pPr>
+            <w:r>
+              <w:rPr>
+                <w:rFonts w:ascii="Arial" w:cs="Arial" w:eastAsia="Arial" w:hAnsi="Arial"/>
+                <w:b w:val="false"/>
+                <w:bCs w:val="false"/>
+                <w:i w:val="false"/>
+                <w:iCs w:val="false"/>
+                <w:sz w:val="26"/>
+                <w:szCs w:val="26"/>
+              </w:rPr>
+              <w:t xml:space="preserve">Dans un réseau local, le ..................... relie les machines ; pour passer d'un réseau à un autre, il faut un ..................... .</w:t>
+            </w:r>
+          </w:p>
+          <w:p>
+            <w:pPr>
+              <w:spacing w:after="96"/>
+            </w:pPr>
+            <w:r>
+              <w:rPr>
+                <w:rFonts w:ascii="Arial" w:cs="Arial" w:eastAsia="Arial" w:hAnsi="Arial"/>
+                <w:b w:val="false"/>
+                <w:bCs w:val="false"/>
+                <w:i w:val="false"/>
+                <w:iCs w:val="false"/>
+                <w:sz w:val="26"/>
+                <w:szCs w:val="26"/>
+              </w:rPr>
+              <w:t xml:space="preserve">Une adresse IP contient une partie ..................... et une partie machine : elle doit être unique dans son réseau.</w:t>
             </w:r>
           </w:p>
         </w:tc>
@@ -1991,8 +1991,8 @@
           <w:bCs w:val="false"/>
           <w:i/>
           <w:iCs/>
-          <w:sz w:val="16"/>
-          <w:szCs w:val="16"/>
+          <w:sz w:val="24"/>
+          <w:szCs w:val="24"/>
         </w:rPr>
         <w:t xml:space="preserve">« Sur un réseau, avoir une adresse, c'est exister. »</w:t>
       </w:r>
@@ -2145,8 +2145,8 @@
     <w:rPrDefault>
       <w:rPr>
         <w:rFonts w:ascii="Arial" w:cs="Arial" w:eastAsia="Arial" w:hAnsi="Arial"/>
-        <w:sz w:val="18"/>
-        <w:szCs w:val="18"/>
+        <w:sz w:val="24"/>
+        <w:szCs w:val="24"/>
       </w:rPr>
     </w:rPrDefault>
     <w:pPrDefault/>

--- a/public/2026/seq03/FICHE_S3-A01_DeuxReseaux_4eme.docx
+++ b/public/2026/seq03/FICHE_S3-A01_DeuxReseaux_4eme.docx
@@ -279,7 +279,7 @@
     </w:tbl>
     <w:p>
       <w:pPr>
-        <w:spacing w:after="96"/>
+        <w:spacing w:after="81"/>
       </w:pPr>
     </w:p>
     <w:tbl>
@@ -493,7 +493,7 @@
     </w:tbl>
     <w:p>
       <w:pPr>
-        <w:spacing w:after="128"/>
+        <w:spacing w:after="108"/>
       </w:pPr>
     </w:p>
     <w:tbl>
@@ -553,7 +553,7 @@
     </w:tbl>
     <w:p>
       <w:pPr>
-        <w:spacing w:after="128"/>
+        <w:spacing w:after="108"/>
       </w:pPr>
     </w:p>
     <w:tbl>
@@ -591,7 +591,7 @@
           </w:tcPr>
           <w:p>
             <w:pPr>
-              <w:spacing w:after="48"/>
+              <w:spacing w:after="41"/>
             </w:pPr>
             <w:r>
               <w:rPr>
@@ -603,7 +603,7 @@
                 <w:sz w:val="26"/>
                 <w:szCs w:val="26"/>
               </w:rPr>
-              <w:t xml:space="preserve">Depuis la salle des professeurs (réseau administratif), impossible d'ouvrir les dossiers de la salle 207 (réseau pédagogique). Pourtant, tout est « au collège » ! Le schéma projeté montre les deux réseaux… et une bizarrerie : des ordinateurs ont la MÊME adresse IP.</w:t>
+              <w:t xml:space="preserve">Depuis la salle des professeurs (réseau administratif), impossible d'ouvrir les dossiers de la salle 207 (réseau pédagogique). Pourtant, tout est « au collège » ! Le schéma ci-dessous montre les deux réseaux… et une bizarrerie : des ordinateurs ont la MÊME adresse IP.</w:t>
             </w:r>
           </w:p>
           <w:p>
@@ -628,7 +628,7 @@
     </w:tbl>
     <w:p>
       <w:pPr>
-        <w:spacing w:after="128"/>
+        <w:spacing w:after="108"/>
       </w:pPr>
     </w:p>
     <w:tbl>
@@ -679,7 +679,7 @@
                 <w:sz w:val="28"/>
                 <w:szCs w:val="28"/>
               </w:rPr>
-              <w:t xml:space="preserve">PARTIE 1 — Anatomie du réseau  (schéma projeté au tableau)</w:t>
+              <w:t xml:space="preserve">PARTIE 1 — Anatomie du réseau  (schéma ci-dessous)</w:t>
             </w:r>
           </w:p>
         </w:tc>
@@ -687,12 +687,12 @@
     </w:tbl>
     <w:p>
       <w:pPr>
-        <w:spacing w:after="64"/>
+        <w:spacing w:after="54"/>
       </w:pPr>
     </w:p>
     <w:p>
       <w:pPr>
-        <w:spacing w:after="96"/>
+        <w:spacing w:after="81"/>
       </w:pPr>
       <w:r>
         <w:rPr>
@@ -721,7 +721,46 @@
     </w:p>
     <w:p>
       <w:pPr>
-        <w:spacing w:after="96"/>
+        <w:spacing w:before="60" w:after="80"/>
+        <w:jc w:val="center"/>
+      </w:pPr>
+      <w:r>
+        <w:drawing xmlns:wp="http://schemas.openxmlformats.org/drawingml/2006/wordprocessingDrawing">
+          <wp:inline distT="0" distB="0" distL="0" distR="0">
+            <wp:extent cx="5472000" cy="2934000"/>
+            <wp:docPr id="9725" name="schema_schema_deux_reseaux.png"/>
+            <a:graphic xmlns:a="http://schemas.openxmlformats.org/drawingml/2006/main">
+              <a:graphicData uri="http://schemas.openxmlformats.org/drawingml/2006/picture">
+                <pic:pic xmlns:pic="http://schemas.openxmlformats.org/drawingml/2006/picture">
+                  <pic:nvPicPr>
+                    <pic:cNvPr id="9725" name="schema_schema_deux_reseaux.png"/>
+                    <pic:cNvPicPr/>
+                  </pic:nvPicPr>
+                  <pic:blipFill>
+                    <a:blip xmlns:r="http://schemas.openxmlformats.org/officeDocument/2006/relationships" r:embed="rId902"/>
+                    <a:stretch>
+                      <a:fillRect/>
+                    </a:stretch>
+                  </pic:blipFill>
+                  <pic:spPr>
+                    <a:xfrm>
+                      <a:off x="0" y="0"/>
+                      <a:ext cx="5472000" cy="2934000"/>
+                    </a:xfrm>
+                    <a:prstGeom prst="rect">
+                      <a:avLst/>
+                    </a:prstGeom>
+                  </pic:spPr>
+                </pic:pic>
+              </a:graphicData>
+            </a:graphic>
+          </wp:inline>
+        </w:drawing>
+      </w:r>
+    </w:p>
+    <w:p>
+      <w:pPr>
+        <w:spacing w:after="81"/>
       </w:pPr>
       <w:r>
         <w:rPr>
@@ -1189,7 +1228,7 @@
     </w:tbl>
     <w:p>
       <w:pPr>
-        <w:spacing w:after="64" w:before="50"/>
+        <w:spacing w:after="54" w:before="50"/>
       </w:pPr>
       <w:r>
         <w:rPr>
@@ -1239,7 +1278,7 @@
           </w:tcPr>
           <w:p>
             <w:pPr>
-              <w:spacing w:after="64"/>
+              <w:spacing w:after="54"/>
             </w:pPr>
             <w:r>
               <w:rPr>
@@ -1256,7 +1295,7 @@
           </w:p>
           <w:p>
             <w:pPr>
-              <w:spacing w:after="80"/>
+              <w:spacing w:after="68"/>
             </w:pPr>
             <w:r>
               <w:rPr>
@@ -1273,7 +1312,7 @@
           </w:p>
           <w:p>
             <w:pPr>
-              <w:spacing w:after="80"/>
+              <w:spacing w:after="68"/>
             </w:pPr>
             <w:r>
               <w:rPr>
@@ -1290,7 +1329,7 @@
           </w:p>
           <w:p>
             <w:pPr>
-              <w:spacing w:after="80"/>
+              <w:spacing w:after="68"/>
             </w:pPr>
             <w:r>
               <w:rPr>
@@ -1310,7 +1349,7 @@
     </w:tbl>
     <w:p>
       <w:pPr>
-        <w:spacing w:after="80"/>
+        <w:spacing w:after="68"/>
       </w:pPr>
     </w:p>
     <w:tbl>
@@ -1369,12 +1408,12 @@
     </w:tbl>
     <w:p>
       <w:pPr>
-        <w:spacing w:after="64"/>
+        <w:spacing w:after="54"/>
       </w:pPr>
     </w:p>
     <w:p>
       <w:pPr>
-        <w:spacing w:after="48"/>
+        <w:spacing w:after="41"/>
       </w:pPr>
       <w:r>
         <w:rPr>
@@ -1391,7 +1430,7 @@
     </w:p>
     <w:p>
       <w:pPr>
-        <w:spacing w:after="96"/>
+        <w:spacing w:after="81"/>
       </w:pPr>
       <w:r>
         <w:rPr>
@@ -1408,7 +1447,7 @@
     </w:p>
     <w:p>
       <w:pPr>
-        <w:spacing w:after="80"/>
+        <w:spacing w:after="68"/>
       </w:pPr>
       <w:r>
         <w:rPr>
@@ -1425,7 +1464,7 @@
     </w:p>
     <w:p>
       <w:pPr>
-        <w:spacing w:after="48"/>
+        <w:spacing w:after="41"/>
       </w:pPr>
       <w:r>
         <w:rPr>
@@ -1442,7 +1481,7 @@
     </w:p>
     <w:p>
       <w:pPr>
-        <w:spacing w:after="96"/>
+        <w:spacing w:after="81"/>
       </w:pPr>
       <w:r>
         <w:rPr>
@@ -1459,7 +1498,7 @@
     </w:p>
     <w:p>
       <w:pPr>
-        <w:spacing w:after="96"/>
+        <w:spacing w:after="81"/>
       </w:pPr>
       <w:r>
         <w:rPr>
@@ -1476,7 +1515,7 @@
     </w:p>
     <w:p>
       <w:pPr>
-        <w:spacing w:after="64"/>
+        <w:spacing w:after="54"/>
       </w:pPr>
       <w:r>
         <w:rPr>
@@ -1547,12 +1586,12 @@
     </w:tbl>
     <w:p>
       <w:pPr>
-        <w:spacing w:after="64"/>
+        <w:spacing w:after="54"/>
       </w:pPr>
     </w:p>
     <w:p>
       <w:pPr>
-        <w:spacing w:after="96"/>
+        <w:spacing w:after="81"/>
       </w:pPr>
       <w:r>
         <w:rPr>
@@ -1888,7 +1927,7 @@
     </w:tbl>
     <w:p>
       <w:pPr>
-        <w:spacing w:after="80"/>
+        <w:spacing w:after="68"/>
       </w:pPr>
     </w:p>
     <w:tbl>
@@ -1927,7 +1966,7 @@
           </w:tcPr>
           <w:p>
             <w:pPr>
-              <w:spacing w:after="96"/>
+              <w:spacing w:after="81"/>
             </w:pPr>
             <w:r>
               <w:rPr>
@@ -1944,7 +1983,7 @@
           </w:p>
           <w:p>
             <w:pPr>
-              <w:spacing w:after="96"/>
+              <w:spacing w:after="81"/>
             </w:pPr>
             <w:r>
               <w:rPr>
@@ -1961,7 +2000,7 @@
           </w:p>
           <w:p>
             <w:pPr>
-              <w:spacing w:after="96"/>
+              <w:spacing w:after="81"/>
             </w:pPr>
             <w:r>
               <w:rPr>

--- a/public/2026/seq03/FICHE_S3-A01_DeuxReseaux_4eme.docx
+++ b/public/2026/seq03/FICHE_S3-A01_DeuxReseaux_4eme.docx
@@ -21,6 +21,9 @@
         <w:gridCol w:w="1200"/>
       </w:tblGrid>
       <w:tr>
+        <w:trPr>
+          <w:cantSplit/>
+        </w:trPr>
         <w:tc>
           <w:tcPr>
             <w:tcW w:type="dxa" w:w="1266"/>
@@ -210,6 +213,32 @@
               <w:t xml:space="preserve">ACTIVITÉ N°01</w:t>
             </w:r>
           </w:p>
+          <w:p>
+            <w:pPr>
+              <w:spacing w:after="0"/>
+            </w:pPr>
+            <w:r>
+              <w:rPr>
+                <w:rFonts w:ascii="Arial" w:cs="Arial" w:eastAsia="Arial" w:hAnsi="Arial"/>
+                <w:sz w:val="14"/>
+                <w:szCs w:val="14"/>
+              </w:rPr>
+              <w:t xml:space="preserve">NOM : ..............................</w:t>
+            </w:r>
+          </w:p>
+          <w:p>
+            <w:pPr>
+              <w:spacing w:after="0"/>
+            </w:pPr>
+            <w:r>
+              <w:rPr>
+                <w:rFonts w:ascii="Arial" w:cs="Arial" w:eastAsia="Arial" w:hAnsi="Arial"/>
+                <w:sz w:val="14"/>
+                <w:szCs w:val="14"/>
+              </w:rPr>
+              <w:t xml:space="preserve">PRÉNOM : .........................</w:t>
+            </w:r>
+          </w:p>
         </w:tc>
         <w:tc>
           <w:tcPr>
@@ -295,21 +324,22 @@
         </w:tblBorders>
       </w:tblPr>
       <w:tblGrid>
-        <w:gridCol w:w="2840"/>
-        <w:gridCol w:w="2840"/>
-        <w:gridCol w:w="1640"/>
-        <w:gridCol w:w="2040"/>
+        <w:gridCol w:w="9360"/>
       </w:tblGrid>
       <w:tr>
-        <w:tc>
-          <w:tcPr>
-            <w:tcW w:type="dxa" w:w="2840"/>
-            <w:tcBorders>
-              <w:top w:val="single" w:color="000000" w:sz="6"/>
-              <w:left w:val="single" w:color="000000" w:sz="6"/>
-              <w:bottom w:val="single" w:color="000000" w:sz="6"/>
-              <w:right w:val="single" w:color="000000" w:sz="6"/>
-            </w:tcBorders>
+        <w:trPr>
+          <w:cantSplit/>
+        </w:trPr>
+        <w:tc>
+          <w:tcPr>
+            <w:tcW w:type="dxa" w:w="9360"/>
+            <w:tcBorders>
+              <w:top w:val="single" w:color="000000" w:sz="6"/>
+              <w:left w:val="single" w:color="000000" w:sz="6"/>
+              <w:bottom w:val="single" w:color="000000" w:sz="6"/>
+              <w:right w:val="single" w:color="000000" w:sz="6"/>
+            </w:tcBorders>
+            <w:shd w:fill="D9D9D9" w:val="clear"/>
             <w:tcMar>
               <w:top w:type="dxa" w:w="40"/>
               <w:left w:type="dxa" w:w="80"/>
@@ -320,7 +350,10 @@
           </w:tcPr>
           <w:p>
             <w:pPr>
-              <w:spacing w:after="0"/>
+              <w:keepNext/>
+              <w:keepLines/>
+              <w:spacing w:after="0"/>
+              <w:jc w:val="center"/>
             </w:pPr>
             <w:r>
               <w:rPr>
@@ -329,163 +362,10 @@
                 <w:bCs/>
                 <w:i w:val="false"/>
                 <w:iCs w:val="false"/>
-                <w:sz w:val="24"/>
-                <w:szCs w:val="24"/>
-              </w:rPr>
-              <w:t xml:space="preserve">Nom : </w:t>
-            </w:r>
-            <w:r>
-              <w:rPr>
-                <w:rFonts w:ascii="Arial" w:cs="Arial" w:eastAsia="Arial" w:hAnsi="Arial"/>
-                <w:b w:val="false"/>
-                <w:bCs w:val="false"/>
-                <w:i w:val="false"/>
-                <w:iCs w:val="false"/>
-                <w:sz w:val="24"/>
-                <w:szCs w:val="24"/>
-              </w:rPr>
-              <w:t xml:space="preserve">...................</w:t>
-            </w:r>
-          </w:p>
-        </w:tc>
-        <w:tc>
-          <w:tcPr>
-            <w:tcW w:type="dxa" w:w="2840"/>
-            <w:tcBorders>
-              <w:top w:val="single" w:color="000000" w:sz="6"/>
-              <w:left w:val="single" w:color="000000" w:sz="6"/>
-              <w:bottom w:val="single" w:color="000000" w:sz="6"/>
-              <w:right w:val="single" w:color="000000" w:sz="6"/>
-            </w:tcBorders>
-            <w:tcMar>
-              <w:top w:type="dxa" w:w="40"/>
-              <w:left w:type="dxa" w:w="80"/>
-              <w:bottom w:type="dxa" w:w="40"/>
-              <w:right w:type="dxa" w:w="80"/>
-            </w:tcMar>
-            <w:vAlign w:val="center"/>
-          </w:tcPr>
-          <w:p>
-            <w:pPr>
-              <w:spacing w:after="0"/>
-            </w:pPr>
-            <w:r>
-              <w:rPr>
-                <w:rFonts w:ascii="Arial" w:cs="Arial" w:eastAsia="Arial" w:hAnsi="Arial"/>
-                <w:b/>
-                <w:bCs/>
-                <w:i w:val="false"/>
-                <w:iCs w:val="false"/>
-                <w:sz w:val="24"/>
-                <w:szCs w:val="24"/>
-              </w:rPr>
-              <w:t xml:space="preserve">Prénom : </w:t>
-            </w:r>
-            <w:r>
-              <w:rPr>
-                <w:rFonts w:ascii="Arial" w:cs="Arial" w:eastAsia="Arial" w:hAnsi="Arial"/>
-                <w:b w:val="false"/>
-                <w:bCs w:val="false"/>
-                <w:i w:val="false"/>
-                <w:iCs w:val="false"/>
-                <w:sz w:val="24"/>
-                <w:szCs w:val="24"/>
-              </w:rPr>
-              <w:t xml:space="preserve">................</w:t>
-            </w:r>
-          </w:p>
-        </w:tc>
-        <w:tc>
-          <w:tcPr>
-            <w:tcW w:type="dxa" w:w="1640"/>
-            <w:tcBorders>
-              <w:top w:val="single" w:color="000000" w:sz="6"/>
-              <w:left w:val="single" w:color="000000" w:sz="6"/>
-              <w:bottom w:val="single" w:color="000000" w:sz="6"/>
-              <w:right w:val="single" w:color="000000" w:sz="6"/>
-            </w:tcBorders>
-            <w:tcMar>
-              <w:top w:type="dxa" w:w="40"/>
-              <w:left w:type="dxa" w:w="80"/>
-              <w:bottom w:type="dxa" w:w="40"/>
-              <w:right w:type="dxa" w:w="80"/>
-            </w:tcMar>
-            <w:vAlign w:val="center"/>
-          </w:tcPr>
-          <w:p>
-            <w:pPr>
-              <w:spacing w:after="0"/>
-            </w:pPr>
-            <w:r>
-              <w:rPr>
-                <w:rFonts w:ascii="Arial" w:cs="Arial" w:eastAsia="Arial" w:hAnsi="Arial"/>
-                <w:b/>
-                <w:bCs/>
-                <w:i w:val="false"/>
-                <w:iCs w:val="false"/>
-                <w:sz w:val="24"/>
-                <w:szCs w:val="24"/>
-              </w:rPr>
-              <w:t xml:space="preserve">Classe : </w:t>
-            </w:r>
-            <w:r>
-              <w:rPr>
-                <w:rFonts w:ascii="Arial" w:cs="Arial" w:eastAsia="Arial" w:hAnsi="Arial"/>
-                <w:b w:val="false"/>
-                <w:bCs w:val="false"/>
-                <w:i w:val="false"/>
-                <w:iCs w:val="false"/>
-                <w:sz w:val="24"/>
-                <w:szCs w:val="24"/>
-              </w:rPr>
-              <w:t xml:space="preserve">......</w:t>
-            </w:r>
-          </w:p>
-        </w:tc>
-        <w:tc>
-          <w:tcPr>
-            <w:tcW w:type="dxa" w:w="2040"/>
-            <w:tcBorders>
-              <w:top w:val="single" w:color="000000" w:sz="6"/>
-              <w:left w:val="single" w:color="000000" w:sz="6"/>
-              <w:bottom w:val="single" w:color="000000" w:sz="6"/>
-              <w:right w:val="single" w:color="000000" w:sz="6"/>
-            </w:tcBorders>
-            <w:tcMar>
-              <w:top w:type="dxa" w:w="40"/>
-              <w:left w:type="dxa" w:w="80"/>
-              <w:bottom w:type="dxa" w:w="40"/>
-              <w:right w:type="dxa" w:w="80"/>
-            </w:tcMar>
-            <w:vAlign w:val="center"/>
-          </w:tcPr>
-          <w:p>
-            <w:pPr>
-              <w:spacing w:after="0"/>
-            </w:pPr>
-            <w:r>
-              <w:rPr>
-                <w:rFonts w:ascii="Arial" w:cs="Arial" w:eastAsia="Arial" w:hAnsi="Arial"/>
-                <w:b/>
-                <w:bCs/>
-                <w:i w:val="false"/>
-                <w:iCs w:val="false"/>
-                <w:sz w:val="24"/>
-                <w:szCs w:val="24"/>
-              </w:rPr>
-              <w:t xml:space="preserve">Maison : </w:t>
-            </w:r>
-            <w:r>
-              <w:rPr>
-                <w:rFonts w:ascii="Arial" w:cs="Arial" w:eastAsia="Arial" w:hAnsi="Arial"/>
-                <w:b w:val="false"/>
-                <w:bCs w:val="false"/>
-                <w:i w:val="false"/>
-                <w:iCs w:val="false"/>
-                <w:sz w:val="24"/>
-                <w:szCs w:val="24"/>
-              </w:rPr>
-              <w:t xml:space="preserve">......</w:t>
+                <w:sz w:val="32"/>
+                <w:szCs w:val="32"/>
+              </w:rPr>
+              <w:t xml:space="preserve">DEUX RÉSEAUX AU COLLÈGE : IP, SWITCH, ROUTEUR</w:t>
             </w:r>
           </w:p>
         </w:tc>
@@ -493,6 +373,8 @@
     </w:tbl>
     <w:p>
       <w:pPr>
+        <w:keepNext/>
+        <w:keepLines/>
         <w:spacing w:after="108"/>
       </w:pPr>
     </w:p>
@@ -512,66 +394,9 @@
         <w:gridCol w:w="9360"/>
       </w:tblGrid>
       <w:tr>
-        <w:tc>
-          <w:tcPr>
-            <w:tcW w:type="dxa" w:w="9360"/>
-            <w:tcBorders>
-              <w:top w:val="single" w:color="000000" w:sz="6"/>
-              <w:left w:val="single" w:color="000000" w:sz="6"/>
-              <w:bottom w:val="single" w:color="000000" w:sz="6"/>
-              <w:right w:val="single" w:color="000000" w:sz="6"/>
-            </w:tcBorders>
-            <w:shd w:fill="D9D9D9" w:val="clear"/>
-            <w:tcMar>
-              <w:top w:type="dxa" w:w="40"/>
-              <w:left w:type="dxa" w:w="80"/>
-              <w:bottom w:type="dxa" w:w="40"/>
-              <w:right w:type="dxa" w:w="80"/>
-            </w:tcMar>
-            <w:vAlign w:val="center"/>
-          </w:tcPr>
-          <w:p>
-            <w:pPr>
-              <w:spacing w:after="0"/>
-              <w:jc w:val="center"/>
-            </w:pPr>
-            <w:r>
-              <w:rPr>
-                <w:rFonts w:ascii="Arial" w:cs="Arial" w:eastAsia="Arial" w:hAnsi="Arial"/>
-                <w:b/>
-                <w:bCs/>
-                <w:i w:val="false"/>
-                <w:iCs w:val="false"/>
-                <w:sz w:val="32"/>
-                <w:szCs w:val="32"/>
-              </w:rPr>
-              <w:t xml:space="preserve">DEUX RÉSEAUX AU COLLÈGE : IP, SWITCH, ROUTEUR</w:t>
-            </w:r>
-          </w:p>
-        </w:tc>
-      </w:tr>
-    </w:tbl>
-    <w:p>
-      <w:pPr>
-        <w:spacing w:after="108"/>
-      </w:pPr>
-    </w:p>
-    <w:tbl>
-      <w:tblPr>
-        <w:tblW w:type="dxa" w:w="9360"/>
-        <w:tblBorders>
-          <w:top w:val="single" w:color="auto" w:sz="4"/>
-          <w:left w:val="single" w:color="auto" w:sz="4"/>
-          <w:bottom w:val="single" w:color="auto" w:sz="4"/>
-          <w:right w:val="single" w:color="auto" w:sz="4"/>
-          <w:insideH w:val="single" w:color="auto" w:sz="4"/>
-          <w:insideV w:val="single" w:color="auto" w:sz="4"/>
-        </w:tblBorders>
-      </w:tblPr>
-      <w:tblGrid>
-        <w:gridCol w:w="9360"/>
-      </w:tblGrid>
-      <w:tr>
+        <w:trPr>
+          <w:cantSplit/>
+        </w:trPr>
         <w:tc>
           <w:tcPr>
             <w:tcW w:type="dxa" w:w="9360"/>
@@ -591,6 +416,8 @@
           </w:tcPr>
           <w:p>
             <w:pPr>
+              <w:keepNext/>
+              <w:keepLines/>
               <w:spacing w:after="41"/>
             </w:pPr>
             <w:r>
@@ -608,6 +435,8 @@
           </w:p>
           <w:p>
             <w:pPr>
+              <w:keepNext/>
+              <w:keepLines/>
               <w:spacing w:after="0"/>
             </w:pPr>
             <w:r>
@@ -628,70 +457,35 @@
     </w:tbl>
     <w:p>
       <w:pPr>
-        <w:spacing w:after="108"/>
-      </w:pPr>
-    </w:p>
-    <w:tbl>
-      <w:tblPr>
-        <w:tblW w:type="dxa" w:w="9360"/>
-        <w:tblBorders>
-          <w:top w:val="single" w:color="auto" w:sz="4"/>
-          <w:left w:val="single" w:color="auto" w:sz="4"/>
-          <w:bottom w:val="single" w:color="auto" w:sz="4"/>
-          <w:right w:val="single" w:color="auto" w:sz="4"/>
-          <w:insideH w:val="single" w:color="auto" w:sz="4"/>
-          <w:insideV w:val="single" w:color="auto" w:sz="4"/>
-        </w:tblBorders>
-      </w:tblPr>
-      <w:tblGrid>
-        <w:gridCol w:w="9360"/>
-      </w:tblGrid>
-      <w:tr>
-        <w:tc>
-          <w:tcPr>
-            <w:tcW w:type="dxa" w:w="9360"/>
-            <w:tcBorders>
-              <w:top w:val="single" w:color="000000" w:sz="6"/>
-              <w:left w:val="single" w:color="000000" w:sz="6"/>
-              <w:bottom w:val="single" w:color="000000" w:sz="6"/>
-              <w:right w:val="single" w:color="000000" w:sz="6"/>
-            </w:tcBorders>
-            <w:shd w:fill="D9D9D9" w:val="clear"/>
-            <w:tcMar>
-              <w:top w:type="dxa" w:w="40"/>
-              <w:left w:type="dxa" w:w="80"/>
-              <w:bottom w:type="dxa" w:w="40"/>
-              <w:right w:type="dxa" w:w="80"/>
-            </w:tcMar>
-            <w:vAlign w:val="center"/>
-          </w:tcPr>
-          <w:p>
-            <w:pPr>
-              <w:spacing w:after="0"/>
-            </w:pPr>
-            <w:r>
-              <w:rPr>
-                <w:rFonts w:ascii="Arial" w:cs="Arial" w:eastAsia="Arial" w:hAnsi="Arial"/>
-                <w:b/>
-                <w:bCs/>
-                <w:i w:val="false"/>
-                <w:iCs w:val="false"/>
-                <w:sz w:val="28"/>
-                <w:szCs w:val="28"/>
-              </w:rPr>
-              <w:t xml:space="preserve">PARTIE 1 — Anatomie du réseau  (schéma ci-dessous)</w:t>
-            </w:r>
-          </w:p>
-        </w:tc>
-      </w:tr>
-    </w:tbl>
-    <w:p>
-      <w:pPr>
-        <w:spacing w:after="54"/>
-      </w:pPr>
+        <w:keepNext/>
+        <w:keepLines/>
+        <w:pBdr>
+          <w:top w:val="single" w:color="000000" w:sz="6" w:space="4"/>
+          <w:left w:val="single" w:color="000000" w:sz="6" w:space="4"/>
+          <w:bottom w:val="single" w:color="000000" w:sz="6" w:space="4"/>
+          <w:right w:val="single" w:color="000000" w:sz="6" w:space="4"/>
+        </w:pBdr>
+        <w:shd w:val="clear" w:color="auto" w:fill="D9D9D9"/>
+        <w:spacing w:before="150" w:after="130"/>
+        <w:ind w:left="0" w:right="1106"/>
+      </w:pPr>
+      <w:r>
+        <w:rPr>
+          <w:rFonts w:ascii="Arial" w:cs="Arial" w:eastAsia="Arial" w:hAnsi="Arial"/>
+          <w:b/>
+          <w:bCs/>
+          <w:i w:val="false"/>
+          <w:iCs w:val="false"/>
+          <w:sz w:val="28"/>
+          <w:szCs w:val="28"/>
+        </w:rPr>
+        <w:t xml:space="preserve">PARTIE 1 — Anatomie du réseau  (schéma ci-dessous)</w:t>
+      </w:r>
     </w:p>
     <w:p>
       <w:pPr>
+        <w:keepNext/>
+        <w:keepLines/>
         <w:spacing w:after="81"/>
       </w:pPr>
       <w:r>
@@ -792,6 +586,9 @@
         <w:gridCol w:w="5760"/>
       </w:tblGrid>
       <w:tr>
+        <w:trPr>
+          <w:cantSplit/>
+        </w:trPr>
         <w:tc>
           <w:tcPr>
             <w:tcW w:type="dxa" w:w="3600"/>
@@ -812,6 +609,8 @@
           </w:tcPr>
           <w:p>
             <w:pPr>
+              <w:keepNext/>
+              <w:keepLines/>
               <w:spacing w:after="0"/>
             </w:pPr>
             <w:r>
@@ -848,6 +647,8 @@
           </w:tcPr>
           <w:p>
             <w:pPr>
+              <w:keepNext/>
+              <w:keepLines/>
               <w:spacing w:after="0"/>
             </w:pPr>
             <w:r>
@@ -866,6 +667,9 @@
         </w:tc>
       </w:tr>
       <w:tr>
+        <w:trPr>
+          <w:cantSplit/>
+        </w:trPr>
         <w:tc>
           <w:tcPr>
             <w:tcW w:type="dxa" w:w="3600"/>
@@ -885,6 +689,8 @@
           </w:tcPr>
           <w:p>
             <w:pPr>
+              <w:keepNext/>
+              <w:keepLines/>
               <w:spacing w:after="0"/>
             </w:pPr>
             <w:r>
@@ -920,6 +726,8 @@
           </w:tcPr>
           <w:p>
             <w:pPr>
+              <w:keepNext/>
+              <w:keepLines/>
               <w:spacing w:after="0"/>
             </w:pPr>
             <w:r>
@@ -938,6 +746,9 @@
         </w:tc>
       </w:tr>
       <w:tr>
+        <w:trPr>
+          <w:cantSplit/>
+        </w:trPr>
         <w:tc>
           <w:tcPr>
             <w:tcW w:type="dxa" w:w="3600"/>
@@ -957,6 +768,8 @@
           </w:tcPr>
           <w:p>
             <w:pPr>
+              <w:keepNext/>
+              <w:keepLines/>
               <w:spacing w:after="0"/>
             </w:pPr>
             <w:r>
@@ -992,6 +805,8 @@
           </w:tcPr>
           <w:p>
             <w:pPr>
+              <w:keepNext/>
+              <w:keepLines/>
               <w:spacing w:after="0"/>
             </w:pPr>
             <w:r>
@@ -1010,6 +825,9 @@
         </w:tc>
       </w:tr>
       <w:tr>
+        <w:trPr>
+          <w:cantSplit/>
+        </w:trPr>
         <w:tc>
           <w:tcPr>
             <w:tcW w:type="dxa" w:w="3600"/>
@@ -1029,6 +847,8 @@
           </w:tcPr>
           <w:p>
             <w:pPr>
+              <w:keepNext/>
+              <w:keepLines/>
               <w:spacing w:after="0"/>
             </w:pPr>
             <w:r>
@@ -1064,6 +884,8 @@
           </w:tcPr>
           <w:p>
             <w:pPr>
+              <w:keepNext/>
+              <w:keepLines/>
               <w:spacing w:after="0"/>
             </w:pPr>
             <w:r>
@@ -1082,6 +904,9 @@
         </w:tc>
       </w:tr>
       <w:tr>
+        <w:trPr>
+          <w:cantSplit/>
+        </w:trPr>
         <w:tc>
           <w:tcPr>
             <w:tcW w:type="dxa" w:w="3600"/>
@@ -1101,6 +926,8 @@
           </w:tcPr>
           <w:p>
             <w:pPr>
+              <w:keepNext/>
+              <w:keepLines/>
               <w:spacing w:after="0"/>
             </w:pPr>
             <w:r>
@@ -1136,6 +963,8 @@
           </w:tcPr>
           <w:p>
             <w:pPr>
+              <w:keepNext/>
+              <w:keepLines/>
               <w:spacing w:after="0"/>
             </w:pPr>
             <w:r>
@@ -1154,6 +983,9 @@
         </w:tc>
       </w:tr>
       <w:tr>
+        <w:trPr>
+          <w:cantSplit/>
+        </w:trPr>
         <w:tc>
           <w:tcPr>
             <w:tcW w:type="dxa" w:w="3600"/>
@@ -1259,6 +1091,9 @@
         <w:gridCol w:w="9360"/>
       </w:tblGrid>
       <w:tr>
+        <w:trPr>
+          <w:cantSplit/>
+        </w:trPr>
         <w:tc>
           <w:tcPr>
             <w:tcW w:type="dxa" w:w="9360"/>
@@ -1278,6 +1113,8 @@
           </w:tcPr>
           <w:p>
             <w:pPr>
+              <w:keepNext/>
+              <w:keepLines/>
               <w:spacing w:after="54"/>
             </w:pPr>
             <w:r>
@@ -1295,6 +1132,8 @@
           </w:p>
           <w:p>
             <w:pPr>
+              <w:keepNext/>
+              <w:keepLines/>
               <w:spacing w:after="68"/>
             </w:pPr>
             <w:r>
@@ -1312,6 +1151,8 @@
           </w:p>
           <w:p>
             <w:pPr>
+              <w:keepNext/>
+              <w:keepLines/>
               <w:spacing w:after="68"/>
             </w:pPr>
             <w:r>
@@ -1329,6 +1170,8 @@
           </w:p>
           <w:p>
             <w:pPr>
+              <w:keepNext/>
+              <w:keepLines/>
               <w:spacing w:after="68"/>
             </w:pPr>
             <w:r>
@@ -1349,67 +1192,30 @@
     </w:tbl>
     <w:p>
       <w:pPr>
-        <w:spacing w:after="68"/>
-      </w:pPr>
-    </w:p>
-    <w:tbl>
-      <w:tblPr>
-        <w:tblW w:type="dxa" w:w="9360"/>
-        <w:tblBorders>
-          <w:top w:val="single" w:color="auto" w:sz="4"/>
-          <w:left w:val="single" w:color="auto" w:sz="4"/>
-          <w:bottom w:val="single" w:color="auto" w:sz="4"/>
-          <w:right w:val="single" w:color="auto" w:sz="4"/>
-          <w:insideH w:val="single" w:color="auto" w:sz="4"/>
-          <w:insideV w:val="single" w:color="auto" w:sz="4"/>
-        </w:tblBorders>
-      </w:tblPr>
-      <w:tblGrid>
-        <w:gridCol w:w="9360"/>
-      </w:tblGrid>
-      <w:tr>
-        <w:tc>
-          <w:tcPr>
-            <w:tcW w:type="dxa" w:w="9360"/>
-            <w:tcBorders>
-              <w:top w:val="single" w:color="000000" w:sz="6"/>
-              <w:left w:val="single" w:color="000000" w:sz="6"/>
-              <w:bottom w:val="single" w:color="000000" w:sz="6"/>
-              <w:right w:val="single" w:color="000000" w:sz="6"/>
-            </w:tcBorders>
-            <w:shd w:fill="D9D9D9" w:val="clear"/>
-            <w:tcMar>
-              <w:top w:type="dxa" w:w="40"/>
-              <w:left w:type="dxa" w:w="80"/>
-              <w:bottom w:type="dxa" w:w="40"/>
-              <w:right w:type="dxa" w:w="80"/>
-            </w:tcMar>
-            <w:vAlign w:val="center"/>
-          </w:tcPr>
-          <w:p>
-            <w:pPr>
-              <w:spacing w:after="0"/>
-            </w:pPr>
-            <w:r>
-              <w:rPr>
-                <w:rFonts w:ascii="Arial" w:cs="Arial" w:eastAsia="Arial" w:hAnsi="Arial"/>
-                <w:b/>
-                <w:bCs/>
-                <w:i w:val="false"/>
-                <w:iCs w:val="false"/>
-                <w:sz w:val="28"/>
-                <w:szCs w:val="28"/>
-              </w:rPr>
-              <w:t xml:space="preserve">PARTIE 2 — Enquête sur le schéma : réponds et justifie</w:t>
-            </w:r>
-          </w:p>
-        </w:tc>
-      </w:tr>
-    </w:tbl>
-    <w:p>
-      <w:pPr>
-        <w:spacing w:after="54"/>
-      </w:pPr>
+        <w:keepNext/>
+        <w:keepLines/>
+        <w:pBdr>
+          <w:top w:val="single" w:color="000000" w:sz="6" w:space="4"/>
+          <w:left w:val="single" w:color="000000" w:sz="6" w:space="4"/>
+          <w:bottom w:val="single" w:color="000000" w:sz="6" w:space="4"/>
+          <w:right w:val="single" w:color="000000" w:sz="6" w:space="4"/>
+        </w:pBdr>
+        <w:shd w:val="clear" w:color="auto" w:fill="D9D9D9"/>
+        <w:spacing w:before="150" w:after="130"/>
+        <w:ind w:left="0" w:right="1106"/>
+      </w:pPr>
+      <w:r>
+        <w:rPr>
+          <w:rFonts w:ascii="Arial" w:cs="Arial" w:eastAsia="Arial" w:hAnsi="Arial"/>
+          <w:b/>
+          <w:bCs/>
+          <w:i w:val="false"/>
+          <w:iCs w:val="false"/>
+          <w:sz w:val="28"/>
+          <w:szCs w:val="28"/>
+        </w:rPr>
+        <w:t xml:space="preserve">PARTIE 2 — Enquête sur le schéma : réponds et justifie</w:t>
+      </w:r>
     </w:p>
     <w:p>
       <w:pPr>
@@ -1530,67 +1336,37 @@
         <w:t xml:space="preserve">2d. Par quel équipement le message doit-il passer pour changer de réseau ? .........................</w:t>
       </w:r>
     </w:p>
-    <w:tbl>
-      <w:tblPr>
-        <w:tblW w:type="dxa" w:w="9360"/>
-        <w:tblBorders>
-          <w:top w:val="single" w:color="auto" w:sz="4"/>
-          <w:left w:val="single" w:color="auto" w:sz="4"/>
-          <w:bottom w:val="single" w:color="auto" w:sz="4"/>
-          <w:right w:val="single" w:color="auto" w:sz="4"/>
-          <w:insideH w:val="single" w:color="auto" w:sz="4"/>
-          <w:insideV w:val="single" w:color="auto" w:sz="4"/>
-        </w:tblBorders>
-      </w:tblPr>
-      <w:tblGrid>
-        <w:gridCol w:w="9360"/>
-      </w:tblGrid>
-      <w:tr>
-        <w:tc>
-          <w:tcPr>
-            <w:tcW w:type="dxa" w:w="9360"/>
-            <w:tcBorders>
-              <w:top w:val="single" w:color="000000" w:sz="6"/>
-              <w:left w:val="single" w:color="000000" w:sz="6"/>
-              <w:bottom w:val="single" w:color="000000" w:sz="6"/>
-              <w:right w:val="single" w:color="000000" w:sz="6"/>
-            </w:tcBorders>
-            <w:shd w:fill="D9D9D9" w:val="clear"/>
-            <w:tcMar>
-              <w:top w:type="dxa" w:w="40"/>
-              <w:left w:type="dxa" w:w="80"/>
-              <w:bottom w:type="dxa" w:w="40"/>
-              <w:right w:type="dxa" w:w="80"/>
-            </w:tcMar>
-            <w:vAlign w:val="center"/>
-          </w:tcPr>
-          <w:p>
-            <w:pPr>
-              <w:spacing w:after="0"/>
-            </w:pPr>
-            <w:r>
-              <w:rPr>
-                <w:rFonts w:ascii="Arial" w:cs="Arial" w:eastAsia="Arial" w:hAnsi="Arial"/>
-                <w:b/>
-                <w:bCs/>
-                <w:i w:val="false"/>
-                <w:iCs w:val="false"/>
-                <w:sz w:val="28"/>
-                <w:szCs w:val="28"/>
-              </w:rPr>
-              <w:t xml:space="preserve">PARTIE 3 — La structure d'une adresse IP</w:t>
-            </w:r>
-          </w:p>
-        </w:tc>
-      </w:tr>
-    </w:tbl>
     <w:p>
       <w:pPr>
-        <w:spacing w:after="54"/>
-      </w:pPr>
+        <w:keepNext/>
+        <w:keepLines/>
+        <w:pBdr>
+          <w:top w:val="single" w:color="000000" w:sz="6" w:space="4"/>
+          <w:left w:val="single" w:color="000000" w:sz="6" w:space="4"/>
+          <w:bottom w:val="single" w:color="000000" w:sz="6" w:space="4"/>
+          <w:right w:val="single" w:color="000000" w:sz="6" w:space="4"/>
+        </w:pBdr>
+        <w:shd w:val="clear" w:color="auto" w:fill="D9D9D9"/>
+        <w:spacing w:before="150" w:after="130"/>
+        <w:ind w:left="0" w:right="1106"/>
+      </w:pPr>
+      <w:r>
+        <w:rPr>
+          <w:rFonts w:ascii="Arial" w:cs="Arial" w:eastAsia="Arial" w:hAnsi="Arial"/>
+          <w:b/>
+          <w:bCs/>
+          <w:i w:val="false"/>
+          <w:iCs w:val="false"/>
+          <w:sz w:val="28"/>
+          <w:szCs w:val="28"/>
+        </w:rPr>
+        <w:t xml:space="preserve">PARTIE 3 — La structure d'une adresse IP</w:t>
+      </w:r>
     </w:p>
     <w:p>
       <w:pPr>
+        <w:keepNext/>
+        <w:keepLines/>
         <w:spacing w:after="81"/>
       </w:pPr>
       <w:r>
@@ -1635,6 +1411,9 @@
         <w:gridCol w:w="5160"/>
       </w:tblGrid>
       <w:tr>
+        <w:trPr>
+          <w:cantSplit/>
+        </w:trPr>
         <w:tc>
           <w:tcPr>
             <w:tcW w:type="dxa" w:w="4200"/>
@@ -1655,6 +1434,8 @@
           </w:tcPr>
           <w:p>
             <w:pPr>
+              <w:keepNext/>
+              <w:keepLines/>
               <w:spacing w:after="0"/>
             </w:pPr>
             <w:r>
@@ -1691,6 +1472,8 @@
           </w:tcPr>
           <w:p>
             <w:pPr>
+              <w:keepNext/>
+              <w:keepLines/>
               <w:spacing w:after="0"/>
             </w:pPr>
             <w:r>
@@ -1709,6 +1492,9 @@
         </w:tc>
       </w:tr>
       <w:tr>
+        <w:trPr>
+          <w:cantSplit/>
+        </w:trPr>
         <w:tc>
           <w:tcPr>
             <w:tcW w:type="dxa" w:w="4200"/>
@@ -1728,6 +1514,8 @@
           </w:tcPr>
           <w:p>
             <w:pPr>
+              <w:keepNext/>
+              <w:keepLines/>
               <w:spacing w:after="0"/>
             </w:pPr>
             <w:r>
@@ -1763,6 +1551,8 @@
           </w:tcPr>
           <w:p>
             <w:pPr>
+              <w:keepNext/>
+              <w:keepLines/>
               <w:spacing w:after="0"/>
             </w:pPr>
             <w:r>
@@ -1781,6 +1571,9 @@
         </w:tc>
       </w:tr>
       <w:tr>
+        <w:trPr>
+          <w:cantSplit/>
+        </w:trPr>
         <w:tc>
           <w:tcPr>
             <w:tcW w:type="dxa" w:w="4200"/>
@@ -1800,6 +1593,8 @@
           </w:tcPr>
           <w:p>
             <w:pPr>
+              <w:keepNext/>
+              <w:keepLines/>
               <w:spacing w:after="0"/>
             </w:pPr>
             <w:r>
@@ -1835,6 +1630,8 @@
           </w:tcPr>
           <w:p>
             <w:pPr>
+              <w:keepNext/>
+              <w:keepLines/>
               <w:spacing w:after="0"/>
             </w:pPr>
             <w:r>
@@ -1853,6 +1650,9 @@
         </w:tc>
       </w:tr>
       <w:tr>
+        <w:trPr>
+          <w:cantSplit/>
+        </w:trPr>
         <w:tc>
           <w:tcPr>
             <w:tcW w:type="dxa" w:w="4200"/>
@@ -1946,6 +1746,9 @@
         <w:gridCol w:w="9360"/>
       </w:tblGrid>
       <w:tr>
+        <w:trPr>
+          <w:cantSplit/>
+        </w:trPr>
         <w:tc>
           <w:tcPr>
             <w:tcW w:type="dxa" w:w="9360"/>

--- a/public/2026/seq03/FICHE_S3-A01_DeuxReseaux_4eme.docx
+++ b/public/2026/seq03/FICHE_S3-A01_DeuxReseaux_4eme.docx
@@ -211,32 +211,6 @@
                 <w:szCs w:val="15"/>
               </w:rPr>
               <w:t xml:space="preserve">ACTIVITÉ N°01</w:t>
-            </w:r>
-          </w:p>
-          <w:p>
-            <w:pPr>
-              <w:spacing w:after="0"/>
-            </w:pPr>
-            <w:r>
-              <w:rPr>
-                <w:rFonts w:ascii="Arial" w:cs="Arial" w:eastAsia="Arial" w:hAnsi="Arial"/>
-                <w:sz w:val="14"/>
-                <w:szCs w:val="14"/>
-              </w:rPr>
-              <w:t xml:space="preserve">NOM : ..............................</w:t>
-            </w:r>
-          </w:p>
-          <w:p>
-            <w:pPr>
-              <w:spacing w:after="0"/>
-            </w:pPr>
-            <w:r>
-              <w:rPr>
-                <w:rFonts w:ascii="Arial" w:cs="Arial" w:eastAsia="Arial" w:hAnsi="Arial"/>
-                <w:sz w:val="14"/>
-                <w:szCs w:val="14"/>
-              </w:rPr>
-              <w:t xml:space="preserve">PRÉNOM : .........................</w:t>
             </w:r>
           </w:p>
         </w:tc>

--- a/public/2026/seq03/FICHE_S3-A01_DeuxReseaux_4eme.docx
+++ b/public/2026/seq03/FICHE_S3-A01_DeuxReseaux_4eme.docx
@@ -665,19 +665,19 @@
             <w:pPr>
               <w:keepNext/>
               <w:keepLines/>
-              <w:spacing w:after="0"/>
-            </w:pPr>
-            <w:r>
-              <w:rPr>
-                <w:rFonts w:ascii="Arial" w:cs="Arial" w:eastAsia="Arial" w:hAnsi="Arial"/>
-                <w:b w:val="false"/>
-                <w:bCs w:val="false"/>
-                <w:i w:val="false"/>
-                <w:iCs w:val="false"/>
-                <w:sz w:val="24"/>
-                <w:szCs w:val="24"/>
-              </w:rPr>
-              <w:t xml:space="preserve">①  ...........................</w:t>
+              <w:spacing w:after="230"/>
+            </w:pPr>
+            <w:r>
+              <w:rPr>
+                <w:rFonts w:ascii="Arial" w:cs="Arial" w:eastAsia="Arial" w:hAnsi="Arial"/>
+                <w:b w:val="false"/>
+                <w:bCs w:val="false"/>
+                <w:i w:val="false"/>
+                <w:iCs w:val="false"/>
+                <w:sz w:val="24"/>
+                <w:szCs w:val="24"/>
+              </w:rPr>
+              <w:t xml:space="preserve">①  .................................................................................................................................................</w:t>
             </w:r>
           </w:p>
         </w:tc>
@@ -702,19 +702,19 @@
             <w:pPr>
               <w:keepNext/>
               <w:keepLines/>
-              <w:spacing w:after="0"/>
-            </w:pPr>
-            <w:r>
-              <w:rPr>
-                <w:rFonts w:ascii="Arial" w:cs="Arial" w:eastAsia="Arial" w:hAnsi="Arial"/>
-                <w:b w:val="false"/>
-                <w:bCs w:val="false"/>
-                <w:i w:val="false"/>
-                <w:iCs w:val="false"/>
-                <w:sz w:val="24"/>
-                <w:szCs w:val="24"/>
-              </w:rPr>
-              <w:t xml:space="preserve">Rôle : ...................................................</w:t>
+              <w:spacing w:after="230"/>
+            </w:pPr>
+            <w:r>
+              <w:rPr>
+                <w:rFonts w:ascii="Arial" w:cs="Arial" w:eastAsia="Arial" w:hAnsi="Arial"/>
+                <w:b w:val="false"/>
+                <w:bCs w:val="false"/>
+                <w:i w:val="false"/>
+                <w:iCs w:val="false"/>
+                <w:sz w:val="24"/>
+                <w:szCs w:val="24"/>
+              </w:rPr>
+              <w:t xml:space="preserve">Rôle : ............................................................................................................................................</w:t>
             </w:r>
           </w:p>
         </w:tc>
@@ -744,19 +744,19 @@
             <w:pPr>
               <w:keepNext/>
               <w:keepLines/>
-              <w:spacing w:after="0"/>
-            </w:pPr>
-            <w:r>
-              <w:rPr>
-                <w:rFonts w:ascii="Arial" w:cs="Arial" w:eastAsia="Arial" w:hAnsi="Arial"/>
-                <w:b w:val="false"/>
-                <w:bCs w:val="false"/>
-                <w:i w:val="false"/>
-                <w:iCs w:val="false"/>
-                <w:sz w:val="24"/>
-                <w:szCs w:val="24"/>
-              </w:rPr>
-              <w:t xml:space="preserve">②  ...........................</w:t>
+              <w:spacing w:after="230"/>
+            </w:pPr>
+            <w:r>
+              <w:rPr>
+                <w:rFonts w:ascii="Arial" w:cs="Arial" w:eastAsia="Arial" w:hAnsi="Arial"/>
+                <w:b w:val="false"/>
+                <w:bCs w:val="false"/>
+                <w:i w:val="false"/>
+                <w:iCs w:val="false"/>
+                <w:sz w:val="24"/>
+                <w:szCs w:val="24"/>
+              </w:rPr>
+              <w:t xml:space="preserve">②  .................................................................................................................................................</w:t>
             </w:r>
           </w:p>
         </w:tc>
@@ -781,19 +781,19 @@
             <w:pPr>
               <w:keepNext/>
               <w:keepLines/>
-              <w:spacing w:after="0"/>
-            </w:pPr>
-            <w:r>
-              <w:rPr>
-                <w:rFonts w:ascii="Arial" w:cs="Arial" w:eastAsia="Arial" w:hAnsi="Arial"/>
-                <w:b w:val="false"/>
-                <w:bCs w:val="false"/>
-                <w:i w:val="false"/>
-                <w:iCs w:val="false"/>
-                <w:sz w:val="24"/>
-                <w:szCs w:val="24"/>
-              </w:rPr>
-              <w:t xml:space="preserve">Rôle : ...................................................</w:t>
+              <w:spacing w:after="230"/>
+            </w:pPr>
+            <w:r>
+              <w:rPr>
+                <w:rFonts w:ascii="Arial" w:cs="Arial" w:eastAsia="Arial" w:hAnsi="Arial"/>
+                <w:b w:val="false"/>
+                <w:bCs w:val="false"/>
+                <w:i w:val="false"/>
+                <w:iCs w:val="false"/>
+                <w:sz w:val="24"/>
+                <w:szCs w:val="24"/>
+              </w:rPr>
+              <w:t xml:space="preserve">Rôle : ............................................................................................................................................</w:t>
             </w:r>
           </w:p>
         </w:tc>
@@ -823,19 +823,19 @@
             <w:pPr>
               <w:keepNext/>
               <w:keepLines/>
-              <w:spacing w:after="0"/>
-            </w:pPr>
-            <w:r>
-              <w:rPr>
-                <w:rFonts w:ascii="Arial" w:cs="Arial" w:eastAsia="Arial" w:hAnsi="Arial"/>
-                <w:b w:val="false"/>
-                <w:bCs w:val="false"/>
-                <w:i w:val="false"/>
-                <w:iCs w:val="false"/>
-                <w:sz w:val="24"/>
-                <w:szCs w:val="24"/>
-              </w:rPr>
-              <w:t xml:space="preserve">③  ...........................</w:t>
+              <w:spacing w:after="230"/>
+            </w:pPr>
+            <w:r>
+              <w:rPr>
+                <w:rFonts w:ascii="Arial" w:cs="Arial" w:eastAsia="Arial" w:hAnsi="Arial"/>
+                <w:b w:val="false"/>
+                <w:bCs w:val="false"/>
+                <w:i w:val="false"/>
+                <w:iCs w:val="false"/>
+                <w:sz w:val="24"/>
+                <w:szCs w:val="24"/>
+              </w:rPr>
+              <w:t xml:space="preserve">③  .................................................................................................................................................</w:t>
             </w:r>
           </w:p>
         </w:tc>
@@ -860,19 +860,19 @@
             <w:pPr>
               <w:keepNext/>
               <w:keepLines/>
-              <w:spacing w:after="0"/>
-            </w:pPr>
-            <w:r>
-              <w:rPr>
-                <w:rFonts w:ascii="Arial" w:cs="Arial" w:eastAsia="Arial" w:hAnsi="Arial"/>
-                <w:b w:val="false"/>
-                <w:bCs w:val="false"/>
-                <w:i w:val="false"/>
-                <w:iCs w:val="false"/>
-                <w:sz w:val="24"/>
-                <w:szCs w:val="24"/>
-              </w:rPr>
-              <w:t xml:space="preserve">Rôle : ...................................................</w:t>
+              <w:spacing w:after="230"/>
+            </w:pPr>
+            <w:r>
+              <w:rPr>
+                <w:rFonts w:ascii="Arial" w:cs="Arial" w:eastAsia="Arial" w:hAnsi="Arial"/>
+                <w:b w:val="false"/>
+                <w:bCs w:val="false"/>
+                <w:i w:val="false"/>
+                <w:iCs w:val="false"/>
+                <w:sz w:val="24"/>
+                <w:szCs w:val="24"/>
+              </w:rPr>
+              <w:t xml:space="preserve">Rôle : ............................................................................................................................................</w:t>
             </w:r>
           </w:p>
         </w:tc>
@@ -902,19 +902,19 @@
             <w:pPr>
               <w:keepNext/>
               <w:keepLines/>
-              <w:spacing w:after="0"/>
-            </w:pPr>
-            <w:r>
-              <w:rPr>
-                <w:rFonts w:ascii="Arial" w:cs="Arial" w:eastAsia="Arial" w:hAnsi="Arial"/>
-                <w:b w:val="false"/>
-                <w:bCs w:val="false"/>
-                <w:i w:val="false"/>
-                <w:iCs w:val="false"/>
-                <w:sz w:val="24"/>
-                <w:szCs w:val="24"/>
-              </w:rPr>
-              <w:t xml:space="preserve">④  ...........................</w:t>
+              <w:spacing w:after="230"/>
+            </w:pPr>
+            <w:r>
+              <w:rPr>
+                <w:rFonts w:ascii="Arial" w:cs="Arial" w:eastAsia="Arial" w:hAnsi="Arial"/>
+                <w:b w:val="false"/>
+                <w:bCs w:val="false"/>
+                <w:i w:val="false"/>
+                <w:iCs w:val="false"/>
+                <w:sz w:val="24"/>
+                <w:szCs w:val="24"/>
+              </w:rPr>
+              <w:t xml:space="preserve">④  .................................................................................................................................................</w:t>
             </w:r>
           </w:p>
         </w:tc>
@@ -939,19 +939,19 @@
             <w:pPr>
               <w:keepNext/>
               <w:keepLines/>
-              <w:spacing w:after="0"/>
-            </w:pPr>
-            <w:r>
-              <w:rPr>
-                <w:rFonts w:ascii="Arial" w:cs="Arial" w:eastAsia="Arial" w:hAnsi="Arial"/>
-                <w:b w:val="false"/>
-                <w:bCs w:val="false"/>
-                <w:i w:val="false"/>
-                <w:iCs w:val="false"/>
-                <w:sz w:val="24"/>
-                <w:szCs w:val="24"/>
-              </w:rPr>
-              <w:t xml:space="preserve">Rôle : ...................................................</w:t>
+              <w:spacing w:after="230"/>
+            </w:pPr>
+            <w:r>
+              <w:rPr>
+                <w:rFonts w:ascii="Arial" w:cs="Arial" w:eastAsia="Arial" w:hAnsi="Arial"/>
+                <w:b w:val="false"/>
+                <w:bCs w:val="false"/>
+                <w:i w:val="false"/>
+                <w:iCs w:val="false"/>
+                <w:sz w:val="24"/>
+                <w:szCs w:val="24"/>
+              </w:rPr>
+              <w:t xml:space="preserve">Rôle : ............................................................................................................................................</w:t>
             </w:r>
           </w:p>
         </w:tc>
@@ -979,19 +979,19 @@
           </w:tcPr>
           <w:p>
             <w:pPr>
-              <w:spacing w:after="0"/>
-            </w:pPr>
-            <w:r>
-              <w:rPr>
-                <w:rFonts w:ascii="Arial" w:cs="Arial" w:eastAsia="Arial" w:hAnsi="Arial"/>
-                <w:b w:val="false"/>
-                <w:bCs w:val="false"/>
-                <w:i w:val="false"/>
-                <w:iCs w:val="false"/>
-                <w:sz w:val="24"/>
-                <w:szCs w:val="24"/>
-              </w:rPr>
-              <w:t xml:space="preserve">⑤  ...........................</w:t>
+              <w:spacing w:after="230"/>
+            </w:pPr>
+            <w:r>
+              <w:rPr>
+                <w:rFonts w:ascii="Arial" w:cs="Arial" w:eastAsia="Arial" w:hAnsi="Arial"/>
+                <w:b w:val="false"/>
+                <w:bCs w:val="false"/>
+                <w:i w:val="false"/>
+                <w:iCs w:val="false"/>
+                <w:sz w:val="24"/>
+                <w:szCs w:val="24"/>
+              </w:rPr>
+              <w:t xml:space="preserve">⑤  .................................................................................................................................................</w:t>
             </w:r>
           </w:p>
         </w:tc>
@@ -1014,19 +1014,19 @@
           </w:tcPr>
           <w:p>
             <w:pPr>
-              <w:spacing w:after="0"/>
-            </w:pPr>
-            <w:r>
-              <w:rPr>
-                <w:rFonts w:ascii="Arial" w:cs="Arial" w:eastAsia="Arial" w:hAnsi="Arial"/>
-                <w:b w:val="false"/>
-                <w:bCs w:val="false"/>
-                <w:i w:val="false"/>
-                <w:iCs w:val="false"/>
-                <w:sz w:val="24"/>
-                <w:szCs w:val="24"/>
-              </w:rPr>
-              <w:t xml:space="preserve">Rôle : ...................................................</w:t>
+              <w:spacing w:after="230"/>
+            </w:pPr>
+            <w:r>
+              <w:rPr>
+                <w:rFonts w:ascii="Arial" w:cs="Arial" w:eastAsia="Arial" w:hAnsi="Arial"/>
+                <w:b w:val="false"/>
+                <w:bCs w:val="false"/>
+                <w:i w:val="false"/>
+                <w:iCs w:val="false"/>
+                <w:sz w:val="24"/>
+                <w:szCs w:val="24"/>
+              </w:rPr>
+              <w:t xml:space="preserve">Rôle : ............................................................................................................................................</w:t>
             </w:r>
           </w:p>
         </w:tc>
@@ -1034,7 +1034,7 @@
     </w:tbl>
     <w:p>
       <w:pPr>
-        <w:spacing w:after="54" w:before="50"/>
+        <w:spacing w:after="230" w:before="50"/>
       </w:pPr>
       <w:r>
         <w:rPr>
@@ -1046,7 +1046,7 @@
           <w:sz w:val="24"/>
           <w:szCs w:val="24"/>
         </w:rPr>
-        <w:t xml:space="preserve">L'intrus : ....................</w:t>
+        <w:t xml:space="preserve">L'intrus : ........................................................................................................................................</w:t>
       </w:r>
     </w:p>
     <w:tbl>
@@ -1108,57 +1108,57 @@
             <w:pPr>
               <w:keepNext/>
               <w:keepLines/>
-              <w:spacing w:after="68"/>
-            </w:pPr>
-            <w:r>
-              <w:rPr>
-                <w:rFonts w:ascii="Arial" w:cs="Arial" w:eastAsia="Arial" w:hAnsi="Arial"/>
-                <w:b w:val="false"/>
-                <w:bCs w:val="false"/>
-                <w:i w:val="false"/>
-                <w:iCs w:val="false"/>
-                <w:sz w:val="24"/>
-                <w:szCs w:val="24"/>
-              </w:rPr>
-              <w:t xml:space="preserve">.........................................................................</w:t>
-            </w:r>
-          </w:p>
-          <w:p>
-            <w:pPr>
-              <w:keepNext/>
-              <w:keepLines/>
-              <w:spacing w:after="68"/>
-            </w:pPr>
-            <w:r>
-              <w:rPr>
-                <w:rFonts w:ascii="Arial" w:cs="Arial" w:eastAsia="Arial" w:hAnsi="Arial"/>
-                <w:b w:val="false"/>
-                <w:bCs w:val="false"/>
-                <w:i w:val="false"/>
-                <w:iCs w:val="false"/>
-                <w:sz w:val="24"/>
-                <w:szCs w:val="24"/>
-              </w:rPr>
-              <w:t xml:space="preserve">.........................................................................</w:t>
-            </w:r>
-          </w:p>
-          <w:p>
-            <w:pPr>
-              <w:keepNext/>
-              <w:keepLines/>
-              <w:spacing w:after="68"/>
-            </w:pPr>
-            <w:r>
-              <w:rPr>
-                <w:rFonts w:ascii="Arial" w:cs="Arial" w:eastAsia="Arial" w:hAnsi="Arial"/>
-                <w:b w:val="false"/>
-                <w:bCs w:val="false"/>
-                <w:i w:val="false"/>
-                <w:iCs w:val="false"/>
-                <w:sz w:val="24"/>
-                <w:szCs w:val="24"/>
-              </w:rPr>
-              <w:t xml:space="preserve">.........................................................................</w:t>
+              <w:spacing w:after="230"/>
+            </w:pPr>
+            <w:r>
+              <w:rPr>
+                <w:rFonts w:ascii="Arial" w:cs="Arial" w:eastAsia="Arial" w:hAnsi="Arial"/>
+                <w:b w:val="false"/>
+                <w:bCs w:val="false"/>
+                <w:i w:val="false"/>
+                <w:iCs w:val="false"/>
+                <w:sz w:val="24"/>
+                <w:szCs w:val="24"/>
+              </w:rPr>
+              <w:t xml:space="preserve">......................................................................................................................................................</w:t>
+            </w:r>
+          </w:p>
+          <w:p>
+            <w:pPr>
+              <w:keepNext/>
+              <w:keepLines/>
+              <w:spacing w:after="230"/>
+            </w:pPr>
+            <w:r>
+              <w:rPr>
+                <w:rFonts w:ascii="Arial" w:cs="Arial" w:eastAsia="Arial" w:hAnsi="Arial"/>
+                <w:b w:val="false"/>
+                <w:bCs w:val="false"/>
+                <w:i w:val="false"/>
+                <w:iCs w:val="false"/>
+                <w:sz w:val="24"/>
+                <w:szCs w:val="24"/>
+              </w:rPr>
+              <w:t xml:space="preserve">......................................................................................................................................................</w:t>
+            </w:r>
+          </w:p>
+          <w:p>
+            <w:pPr>
+              <w:keepNext/>
+              <w:keepLines/>
+              <w:spacing w:after="230"/>
+            </w:pPr>
+            <w:r>
+              <w:rPr>
+                <w:rFonts w:ascii="Arial" w:cs="Arial" w:eastAsia="Arial" w:hAnsi="Arial"/>
+                <w:b w:val="false"/>
+                <w:bCs w:val="false"/>
+                <w:i w:val="false"/>
+                <w:iCs w:val="false"/>
+                <w:sz w:val="24"/>
+                <w:szCs w:val="24"/>
+              </w:rPr>
+              <w:t xml:space="preserve">......................................................................................................................................................</w:t>
             </w:r>
           </w:p>
         </w:tc>
@@ -1210,7 +1210,7 @@
     </w:p>
     <w:p>
       <w:pPr>
-        <w:spacing w:after="81"/>
+        <w:spacing w:after="230"/>
       </w:pPr>
       <w:r>
         <w:rPr>
@@ -1222,12 +1222,12 @@
           <w:sz w:val="24"/>
           <w:szCs w:val="24"/>
         </w:rPr>
-        <w:t xml:space="preserve">.............................................................................</w:t>
+        <w:t xml:space="preserve">......................................................................................................................................................</w:t>
       </w:r>
     </w:p>
     <w:p>
       <w:pPr>
-        <w:spacing w:after="68"/>
+        <w:spacing w:after="230"/>
       </w:pPr>
       <w:r>
         <w:rPr>
@@ -1239,7 +1239,7 @@
           <w:sz w:val="24"/>
           <w:szCs w:val="24"/>
         </w:rPr>
-        <w:t xml:space="preserve">2b. L'ordinateur 2 veut parler à l'ordinateur 3 (même réseau). Quelle adresse IP utilise-t-il ? .........................</w:t>
+        <w:t xml:space="preserve">2b. L'ordinateur 2 veut parler à l'ordinateur 3 (même réseau). Quelle adresse IP utilise-t-il ? ....</w:t>
       </w:r>
     </w:p>
     <w:p>
@@ -1261,7 +1261,7 @@
     </w:p>
     <w:p>
       <w:pPr>
-        <w:spacing w:after="81"/>
+        <w:spacing w:after="230"/>
       </w:pPr>
       <w:r>
         <w:rPr>
@@ -1273,12 +1273,12 @@
           <w:sz w:val="24"/>
           <w:szCs w:val="24"/>
         </w:rPr>
-        <w:t xml:space="preserve">.............................................................................</w:t>
+        <w:t xml:space="preserve">......................................................................................................................................................</w:t>
       </w:r>
     </w:p>
     <w:p>
       <w:pPr>
-        <w:spacing w:after="81"/>
+        <w:spacing w:after="230"/>
       </w:pPr>
       <w:r>
         <w:rPr>
@@ -1290,12 +1290,12 @@
           <w:sz w:val="24"/>
           <w:szCs w:val="24"/>
         </w:rPr>
-        <w:t xml:space="preserve">.............................................................................</w:t>
+        <w:t xml:space="preserve">......................................................................................................................................................</w:t>
       </w:r>
     </w:p>
     <w:p>
       <w:pPr>
-        <w:spacing w:after="54"/>
+        <w:spacing w:after="230"/>
       </w:pPr>
       <w:r>
         <w:rPr>
@@ -1307,7 +1307,7 @@
           <w:sz w:val="24"/>
           <w:szCs w:val="24"/>
         </w:rPr>
-        <w:t xml:space="preserve">2d. Par quel équipement le message doit-il passer pour changer de réseau ? .........................</w:t>
+        <w:t xml:space="preserve">2d. Par quel équipement le message doit-il passer pour changer de réseau ? ...........................</w:t>
       </w:r>
     </w:p>
     <w:p>
@@ -1527,19 +1527,19 @@
             <w:pPr>
               <w:keepNext/>
               <w:keepLines/>
-              <w:spacing w:after="0"/>
-            </w:pPr>
-            <w:r>
-              <w:rPr>
-                <w:rFonts w:ascii="Arial" w:cs="Arial" w:eastAsia="Arial" w:hAnsi="Arial"/>
-                <w:b w:val="false"/>
-                <w:bCs w:val="false"/>
-                <w:i w:val="false"/>
-                <w:iCs w:val="false"/>
-                <w:sz w:val="24"/>
-                <w:szCs w:val="24"/>
-              </w:rPr>
-              <w:t xml:space="preserve">Partie réseau : ...........  |  Partie machine : ......</w:t>
+              <w:spacing w:after="230"/>
+            </w:pPr>
+            <w:r>
+              <w:rPr>
+                <w:rFonts w:ascii="Arial" w:cs="Arial" w:eastAsia="Arial" w:hAnsi="Arial"/>
+                <w:b w:val="false"/>
+                <w:bCs w:val="false"/>
+                <w:i w:val="false"/>
+                <w:iCs w:val="false"/>
+                <w:sz w:val="24"/>
+                <w:szCs w:val="24"/>
+              </w:rPr>
+              <w:t xml:space="preserve">Partie réseau : ...........  |  Partie machine : ...................................................................................</w:t>
             </w:r>
           </w:p>
         </w:tc>
@@ -1606,19 +1606,19 @@
             <w:pPr>
               <w:keepNext/>
               <w:keepLines/>
-              <w:spacing w:after="0"/>
-            </w:pPr>
-            <w:r>
-              <w:rPr>
-                <w:rFonts w:ascii="Arial" w:cs="Arial" w:eastAsia="Arial" w:hAnsi="Arial"/>
-                <w:b w:val="false"/>
-                <w:bCs w:val="false"/>
-                <w:i w:val="false"/>
-                <w:iCs w:val="false"/>
-                <w:sz w:val="24"/>
-                <w:szCs w:val="24"/>
-              </w:rPr>
-              <w:t xml:space="preserve">Partie réseau : ...........  |  Partie machine : ......</w:t>
+              <w:spacing w:after="230"/>
+            </w:pPr>
+            <w:r>
+              <w:rPr>
+                <w:rFonts w:ascii="Arial" w:cs="Arial" w:eastAsia="Arial" w:hAnsi="Arial"/>
+                <w:b w:val="false"/>
+                <w:bCs w:val="false"/>
+                <w:i w:val="false"/>
+                <w:iCs w:val="false"/>
+                <w:sz w:val="24"/>
+                <w:szCs w:val="24"/>
+              </w:rPr>
+              <w:t xml:space="preserve">Partie réseau : ...........  |  Partie machine : ...................................................................................</w:t>
             </w:r>
           </w:p>
         </w:tc>
@@ -1681,19 +1681,19 @@
           </w:tcPr>
           <w:p>
             <w:pPr>
-              <w:spacing w:after="0"/>
-            </w:pPr>
-            <w:r>
-              <w:rPr>
-                <w:rFonts w:ascii="Arial" w:cs="Arial" w:eastAsia="Arial" w:hAnsi="Arial"/>
-                <w:b w:val="false"/>
-                <w:bCs w:val="false"/>
-                <w:i w:val="false"/>
-                <w:iCs w:val="false"/>
-                <w:sz w:val="24"/>
-                <w:szCs w:val="24"/>
-              </w:rPr>
-              <w:t xml:space="preserve">☐ oui  ☐ non — car .....................................</w:t>
+              <w:spacing w:after="230"/>
+            </w:pPr>
+            <w:r>
+              <w:rPr>
+                <w:rFonts w:ascii="Arial" w:cs="Arial" w:eastAsia="Arial" w:hAnsi="Arial"/>
+                <w:b w:val="false"/>
+                <w:bCs w:val="false"/>
+                <w:i w:val="false"/>
+                <w:iCs w:val="false"/>
+                <w:sz w:val="24"/>
+                <w:szCs w:val="24"/>
+              </w:rPr>
+              <w:t xml:space="preserve">☐ oui  ☐ non — car ......................................................................................................................</w:t>
             </w:r>
           </w:p>
         </w:tc>

--- a/public/2026/seq03/FICHE_S3-A01_DeuxReseaux_4eme.docx
+++ b/public/2026/seq03/FICHE_S3-A01_DeuxReseaux_4eme.docx
@@ -348,6 +348,30 @@
     <w:p>
       <w:pPr>
         <w:keepNext/>
+        <w:spacing w:after="128"/>
+      </w:pPr>
+      <w:r>
+        <w:rPr>
+          <w:rFonts w:ascii="Arial" w:cs="Arial" w:eastAsia="Arial" w:hAnsi="Arial"/>
+          <w:sz w:val="24"/>
+          <w:szCs w:val="24"/>
+          <w:b/>
+          <w:bCs/>
+        </w:rPr>
+        <w:t xml:space="preserve">OBJECTIF — </w:t>
+      </w:r>
+      <w:r>
+        <w:rPr>
+          <w:rFonts w:ascii="Arial" w:cs="Arial" w:eastAsia="Arial" w:hAnsi="Arial"/>
+          <w:sz w:val="24"/>
+          <w:szCs w:val="24"/>
+        </w:rPr>
+        <w:t xml:space="preserve">Tu sauras reconnaître un switch, un routeur, un serveur, et lire une adresse IP.</w:t>
+      </w:r>
+    </w:p>
+    <w:p>
+      <w:pPr>
+        <w:keepNext/>
         <w:keepLines/>
         <w:spacing w:after="108"/>
       </w:pPr>
@@ -677,7 +701,7 @@
                 <w:sz w:val="24"/>
                 <w:szCs w:val="24"/>
               </w:rPr>
-              <w:t xml:space="preserve">①  .................................................................................................................................................</w:t>
+              <w:t xml:space="preserve">①  ...........................................</w:t>
             </w:r>
           </w:p>
         </w:tc>
@@ -714,7 +738,7 @@
                 <w:sz w:val="24"/>
                 <w:szCs w:val="24"/>
               </w:rPr>
-              <w:t xml:space="preserve">Rôle : ............................................................................................................................................</w:t>
+              <w:t xml:space="preserve">Rôle : .....................................................................</w:t>
             </w:r>
           </w:p>
         </w:tc>
@@ -756,7 +780,7 @@
                 <w:sz w:val="24"/>
                 <w:szCs w:val="24"/>
               </w:rPr>
-              <w:t xml:space="preserve">②  .................................................................................................................................................</w:t>
+              <w:t xml:space="preserve">②  ...........................................</w:t>
             </w:r>
           </w:p>
         </w:tc>
@@ -793,7 +817,7 @@
                 <w:sz w:val="24"/>
                 <w:szCs w:val="24"/>
               </w:rPr>
-              <w:t xml:space="preserve">Rôle : ............................................................................................................................................</w:t>
+              <w:t xml:space="preserve">Rôle : .....................................................................</w:t>
             </w:r>
           </w:p>
         </w:tc>
@@ -835,7 +859,7 @@
                 <w:sz w:val="24"/>
                 <w:szCs w:val="24"/>
               </w:rPr>
-              <w:t xml:space="preserve">③  .................................................................................................................................................</w:t>
+              <w:t xml:space="preserve">③  ...........................................</w:t>
             </w:r>
           </w:p>
         </w:tc>
@@ -872,7 +896,7 @@
                 <w:sz w:val="24"/>
                 <w:szCs w:val="24"/>
               </w:rPr>
-              <w:t xml:space="preserve">Rôle : ............................................................................................................................................</w:t>
+              <w:t xml:space="preserve">Rôle : .....................................................................</w:t>
             </w:r>
           </w:p>
         </w:tc>
@@ -914,7 +938,7 @@
                 <w:sz w:val="24"/>
                 <w:szCs w:val="24"/>
               </w:rPr>
-              <w:t xml:space="preserve">④  .................................................................................................................................................</w:t>
+              <w:t xml:space="preserve">④  ...........................................</w:t>
             </w:r>
           </w:p>
         </w:tc>
@@ -951,7 +975,7 @@
                 <w:sz w:val="24"/>
                 <w:szCs w:val="24"/>
               </w:rPr>
-              <w:t xml:space="preserve">Rôle : ............................................................................................................................................</w:t>
+              <w:t xml:space="preserve">Rôle : .....................................................................</w:t>
             </w:r>
           </w:p>
         </w:tc>
@@ -991,7 +1015,7 @@
                 <w:sz w:val="24"/>
                 <w:szCs w:val="24"/>
               </w:rPr>
-              <w:t xml:space="preserve">⑤  .................................................................................................................................................</w:t>
+              <w:t xml:space="preserve">⑤  ...........................................</w:t>
             </w:r>
           </w:p>
         </w:tc>
@@ -1026,7 +1050,7 @@
                 <w:sz w:val="24"/>
                 <w:szCs w:val="24"/>
               </w:rPr>
-              <w:t xml:space="preserve">Rôle : ............................................................................................................................................</w:t>
+              <w:t xml:space="preserve">Rôle : .....................................................................</w:t>
             </w:r>
           </w:p>
         </w:tc>
@@ -1120,7 +1144,7 @@
                 <w:sz w:val="24"/>
                 <w:szCs w:val="24"/>
               </w:rPr>
-              <w:t xml:space="preserve">......................................................................................................................................................</w:t>
+              <w:t xml:space="preserve">...................................................................................................................................</w:t>
             </w:r>
           </w:p>
           <w:p>
@@ -1139,7 +1163,7 @@
                 <w:sz w:val="24"/>
                 <w:szCs w:val="24"/>
               </w:rPr>
-              <w:t xml:space="preserve">......................................................................................................................................................</w:t>
+              <w:t xml:space="preserve">...................................................................................................................................</w:t>
             </w:r>
           </w:p>
           <w:p>
@@ -1158,7 +1182,7 @@
                 <w:sz w:val="24"/>
                 <w:szCs w:val="24"/>
               </w:rPr>
-              <w:t xml:space="preserve">......................................................................................................................................................</w:t>
+              <w:t xml:space="preserve">...................................................................................................................................</w:t>
             </w:r>
           </w:p>
         </w:tc>
@@ -1539,7 +1563,7 @@
                 <w:sz w:val="24"/>
                 <w:szCs w:val="24"/>
               </w:rPr>
-              <w:t xml:space="preserve">Partie réseau : ...........  |  Partie machine : ...................................................................................</w:t>
+              <w:t xml:space="preserve">Partie réseau : ...........  |  Partie machine : ....</w:t>
             </w:r>
           </w:p>
         </w:tc>
@@ -1618,7 +1642,7 @@
                 <w:sz w:val="24"/>
                 <w:szCs w:val="24"/>
               </w:rPr>
-              <w:t xml:space="preserve">Partie réseau : ...........  |  Partie machine : ...................................................................................</w:t>
+              <w:t xml:space="preserve">Partie réseau : ...........  |  Partie machine : ....</w:t>
             </w:r>
           </w:p>
         </w:tc>
@@ -1693,7 +1717,7 @@
                 <w:sz w:val="24"/>
                 <w:szCs w:val="24"/>
               </w:rPr>
-              <w:t xml:space="preserve">☐ oui  ☐ non — car ......................................................................................................................</w:t>
+              <w:t xml:space="preserve">☐ oui  ☐ non — car .......................................</w:t>
             </w:r>
           </w:p>
         </w:tc>

--- a/public/2026/seq03/FICHE_S3-A01_DeuxReseaux_4eme.docx
+++ b/public/2026/seq03/FICHE_S3-A01_DeuxReseaux_4eme.docx
@@ -453,6 +453,35 @@
         </w:tc>
       </w:tr>
     </w:tbl>
+    <w:p>
+      <w:pPr>
+        <w:keepNext/>
+        <w:spacing w:before="96" w:after="60"/>
+      </w:pPr>
+      <w:r>
+        <w:rPr>
+          <w:rFonts w:ascii="Arial" w:cs="Arial" w:eastAsia="Arial" w:hAnsi="Arial"/>
+          <w:sz w:val="22"/>
+          <w:szCs w:val="22"/>
+          <w:i/>
+          <w:iCs/>
+        </w:rPr>
+        <w:t xml:space="preserve">D'APRÈS TOI ? Réponds AVANT de commencer, même sans être sûr. Ça ne se note pas.</w:t>
+      </w:r>
+    </w:p>
+    <w:p>
+      <w:pPr>
+        <w:spacing w:after="240"/>
+      </w:pPr>
+      <w:r>
+        <w:rPr>
+          <w:rFonts w:ascii="Arial" w:cs="Arial" w:eastAsia="Arial" w:hAnsi="Arial"/>
+          <w:sz w:val="24"/>
+          <w:szCs w:val="24"/>
+        </w:rPr>
+        <w:t xml:space="preserve">............................................................................................................................................</w:t>
+      </w:r>
+    </w:p>
     <w:p>
       <w:pPr>
         <w:keepNext/>

--- a/public/2026/seq03/FICHE_S3-A01_DeuxReseaux_4eme.docx
+++ b/public/2026/seq03/FICHE_S3-A01_DeuxReseaux_4eme.docx
@@ -428,7 +428,7 @@
                 <w:sz w:val="26"/>
                 <w:szCs w:val="26"/>
               </w:rPr>
-              <w:t xml:space="preserve">Depuis la salle des professeurs (réseau administratif), impossible d'ouvrir les dossiers de la salle 207 (réseau pédagogique). Pourtant, tout est « au collège » ! Le schéma ci-dessous montre les deux réseaux… et une bizarrerie : des ordinateurs ont la MÊME adresse IP.</w:t>
+              <w:t xml:space="preserve">Depuis la salle des professeurs (réseau administratif), impossible d'ouvrir les dossiers de la salle 207 (réseau pédagogique). Le schéma ci-dessous montre les deux réseaux, et une bizarrerie : des ordinateurs y ont la MÊME adresse IP.</w:t>
             </w:r>
           </w:p>
           <w:p>
@@ -480,6 +480,52 @@
           <w:szCs w:val="24"/>
         </w:rPr>
         <w:t xml:space="preserve">............................................................................................................................................</w:t>
+      </w:r>
+    </w:p>
+    <w:p>
+      <w:pPr>
+        <w:keepNext/>
+        <w:pBdr>
+          <w:top w:val="single" w:sz="6" w:space="2" w:color="D9D9D9"/>
+          <w:left w:val="single" w:sz="6" w:space="2" w:color="D9D9D9"/>
+          <w:bottom w:val="single" w:sz="6" w:space="2" w:color="D9D9D9"/>
+          <w:right w:val="single" w:sz="6" w:space="2" w:color="D9D9D9"/>
+        </w:pBdr>
+        <w:shd w:val="clear" w:color="auto" w:fill="F2F2F2"/>
+        <w:spacing w:before="80" w:after="120"/>
+        <w:ind w:left="60" w:right="60"/>
+      </w:pPr>
+      <w:r>
+        <w:rPr>
+          <w:rFonts w:ascii="Arial" w:cs="Arial" w:eastAsia="Arial" w:hAnsi="Arial"/>
+          <w:b/>
+          <w:bCs/>
+          <w:sz w:val="24"/>
+          <w:szCs w:val="24"/>
+        </w:rPr>
+        <w:t xml:space="preserve">RESSOURCE 1 — Fonctionnement des réseaux</w:t>
+      </w:r>
+      <w:r>
+        <w:rPr>
+          <w:rFonts w:ascii="Arial" w:cs="Arial" w:eastAsia="Arial" w:hAnsi="Arial"/>
+          <w:sz w:val="24"/>
+          <w:szCs w:val="24"/>
+        </w:rPr>
+        <w:t xml:space="preserve"> · Techno-Flash · rien à installer</w:t>
+      </w:r>
+      <w:r>
+        <w:rPr>
+          <w:rFonts w:ascii="Arial" w:cs="Arial" w:eastAsia="Arial" w:hAnsi="Arial"/>
+        </w:rPr>
+        <w:br/>
+      </w:r>
+      <w:r>
+        <w:rPr>
+          <w:rFonts w:ascii="Arial" w:cs="Arial" w:eastAsia="Arial" w:hAnsi="Arial"/>
+          <w:sz w:val="22"/>
+          <w:szCs w:val="22"/>
+        </w:rPr>
+        <w:t xml:space="preserve">→ techno-flash.com/animations/FRju49qz/Fonctionnement_reseaux.html</w:t>
       </w:r>
     </w:p>
     <w:p>
@@ -537,7 +583,7 @@
           <w:sz w:val="26"/>
           <w:szCs w:val="26"/>
         </w:rPr>
-        <w:t xml:space="preserve">Reporte chaque numéro du schéma devant le bon élément et indique son rôle. Liste mélangée avec UN intrus.</w:t>
+        <w:t xml:space="preserve">Reporte chaque numéro du schéma devant le bon élément et indique son rôle.</w:t>
       </w:r>
     </w:p>
     <w:p>
@@ -548,7 +594,7 @@
       <w:r>
         <w:drawing xmlns:wp="http://schemas.openxmlformats.org/drawingml/2006/wordprocessingDrawing">
           <wp:inline distT="0" distB="0" distL="0" distR="0">
-            <wp:extent cx="5472000" cy="2934000"/>
+            <wp:extent cx="4699000" cy="2519530"/>
             <wp:docPr id="9725" name="schema_schema_deux_reseaux.png"/>
             <a:graphic xmlns:a="http://schemas.openxmlformats.org/drawingml/2006/main">
               <a:graphicData uri="http://schemas.openxmlformats.org/drawingml/2006/picture">
@@ -566,7 +612,7 @@
                   <pic:spPr>
                     <a:xfrm>
                       <a:off x="0" y="0"/>
-                      <a:ext cx="5472000" cy="2934000"/>
+                      <a:ext cx="4699000" cy="2519530"/>
                     </a:xfrm>
                     <a:prstGeom prst="rect">
                       <a:avLst/>
@@ -593,7 +639,7 @@
           <w:sz w:val="24"/>
           <w:szCs w:val="24"/>
         </w:rPr>
-        <w:t xml:space="preserve">Liste mélangée : routeur — processeur — serveur — commutateur (switch) — terminal (poste) — câble réseau</w:t>
+        <w:t xml:space="preserve">Liste mélangée, avec UN intrus : routeur — processeur — serveur — commutateur (switch) — terminal (poste) — câble réseau</w:t>
       </w:r>
     </w:p>
     <w:tbl>
